--- a/docs/MANUAL_BOOK.docx
+++ b/docs/MANUAL_BOOK.docx
@@ -2,6 +2,7 @@
 <file path=word/document.xml><?xml version="1.0" encoding="utf-8"?>
 <w:document xmlns:wpc="http://schemas.microsoft.com/office/word/2010/wordprocessingCanvas" xmlns:mo="http://schemas.microsoft.com/office/mac/office/2008/main" xmlns:mc="http://schemas.openxmlformats.org/markup-compatibility/2006" xmlns:mv="urn:schemas-microsoft-com:mac:vml" xmlns:o="urn:schemas-microsoft-com:office:office" xmlns:r="http://schemas.openxmlformats.org/officeDocument/2006/relationships" xmlns:m="http://schemas.openxmlformats.org/officeDocument/2006/math" xmlns:v="urn:schemas-microsoft-com:vml" xmlns:wp14="http://schemas.microsoft.com/office/word/2010/wordprocessingDrawing" xmlns:wp="http://schemas.openxmlformats.org/drawingml/2006/wordprocessingDrawing" xmlns:w10="urn:schemas-microsoft-com:office:word" xmlns:w="http://schemas.openxmlformats.org/wordprocessingml/2006/main" xmlns:w14="http://schemas.microsoft.com/office/word/2010/wordml" xmlns:wpg="http://schemas.microsoft.com/office/word/2010/wordprocessingGroup" xmlns:wpi="http://schemas.microsoft.com/office/word/2010/wordprocessingInk" xmlns:wne="http://schemas.microsoft.com/office/word/2006/wordml" xmlns:wps="http://schemas.microsoft.com/office/word/2010/wordprocessingShape" mc:Ignorable="w14 wp14">
   <w:body>
+    <w:p/>
     <w:p/>
     <w:p>
       <w:pPr>
@@ -10,10 +11,10 @@
       <w:r>
         <w:rPr>
           <w:b/>
-          <w:color w:val="1A7A45"/>
+          <w:color w:val="1B5E20"/>
           <w:sz w:val="56"/>
         </w:rPr>
-        <w:t>MANUAL BOOK</w:t>
+        <w:t>Panduan Penggunaan MoonHarvest</w:t>
       </w:r>
     </w:p>
     <w:p>
@@ -22,21 +23,10 @@
       </w:pPr>
       <w:r>
         <w:rPr>
-          <w:b/>
-          <w:sz w:val="44"/>
-        </w:rPr>
-        <w:t>MoonHarvest</w:t>
-      </w:r>
-    </w:p>
-    <w:p>
-      <w:pPr>
-        <w:jc w:val="center"/>
-      </w:pPr>
-      <w:r>
-        <w:rPr>
+          <w:color w:val="2E7D32"/>
           <w:sz w:val="28"/>
         </w:rPr>
-        <w:t>Sistem Monitoring Kesehatan Tanaman Padi Berbasis UAV</w:t>
+        <w:t>Precision Agriculture Monitoring System — Cross-Platform Ground Control Station dengan Real-Time Computer Vision</w:t>
       </w:r>
     </w:p>
     <w:p/>
@@ -48,7 +38,56 @@
         <w:rPr>
           <w:sz w:val="22"/>
         </w:rPr>
-        <w:t>Versi 1.0  |  TEKNOFEST 2026  |  EFRISA TEKNO</w:t>
+        <w:t>Tim EFRISA · TEKNOFEST Agricultural Technologies Competition · Team ID 783316</w:t>
+      </w:r>
+    </w:p>
+    <w:p/>
+    <w:p>
+      <w:pPr>
+        <w:jc w:val="center"/>
+      </w:pPr>
+      <w:r>
+        <w:rPr>
+          <w:color w:val="666666"/>
+          <w:sz w:val="18"/>
+        </w:rPr>
+        <w:t>Panduan ini hanya menjelaskan fitur yang benar-benar ada dan berjalan di aplikasi MoonHarvest saat ini, mengikuti struktur sidebar aplikasi persis seperti yang dilihat pengguna: Dashboard · Live → Camera → Peta &amp; Misi → Crop Analysis → Edge Mode → AI Settings → Reports.</w:t>
+      </w:r>
+    </w:p>
+    <w:p/>
+    <w:p>
+      <w:pPr>
+        <w:jc w:val="center"/>
+      </w:pPr>
+      <w:r>
+        <w:rPr>
+          <w:sz w:val="20"/>
+        </w:rPr>
+        <w:t>Untuk: Petani smallholder (1–10 ha) &amp; menengah (10–50 ha), koperasi tani, konsultan agronomi</w:t>
+      </w:r>
+    </w:p>
+    <w:p/>
+    <w:p>
+      <w:pPr>
+        <w:jc w:val="center"/>
+      </w:pPr>
+      <w:r>
+        <w:rPr>
+          <w:sz w:val="20"/>
+        </w:rPr>
+        <w:t>Protokol: MAVLink · UDP / TCP / Serial</w:t>
+      </w:r>
+    </w:p>
+    <w:p/>
+    <w:p>
+      <w:pPr>
+        <w:jc w:val="center"/>
+      </w:pPr>
+      <w:r>
+        <w:rPr>
+          <w:sz w:val="20"/>
+        </w:rPr>
+        <w:t>Platform: Windows, Linux, Android — satu basis kode</w:t>
       </w:r>
     </w:p>
     <w:p>
@@ -61,135 +100,108 @@
         <w:pStyle w:val="Heading1"/>
       </w:pPr>
       <w:r>
-        <w:t>1. Pengenalan Sistem</w:t>
+        <w:t>Daftar Isi</w:t>
+      </w:r>
+    </w:p>
+    <w:p>
+      <w:pPr>
+        <w:pStyle w:val="ListNumber"/>
+      </w:pPr>
+      <w:r>
+        <w:t>1. Tentang MoonHarvest</w:t>
+      </w:r>
+    </w:p>
+    <w:p>
+      <w:pPr>
+        <w:pStyle w:val="ListNumber"/>
+      </w:pPr>
+      <w:r>
+        <w:t>2. Bilah Atas &amp; Koneksi</w:t>
+      </w:r>
+    </w:p>
+    <w:p>
+      <w:pPr>
+        <w:pStyle w:val="ListNumber"/>
+      </w:pPr>
+      <w:r>
+        <w:t>3. Dashboard · Live</w:t>
+      </w:r>
+    </w:p>
+    <w:p>
+      <w:pPr>
+        <w:pStyle w:val="ListNumber"/>
+      </w:pPr>
+      <w:r>
+        <w:t>4. Camera</w:t>
+      </w:r>
+    </w:p>
+    <w:p>
+      <w:pPr>
+        <w:pStyle w:val="ListNumber"/>
+      </w:pPr>
+      <w:r>
+        <w:t>5. Peta &amp; Misi</w:t>
+      </w:r>
+    </w:p>
+    <w:p>
+      <w:pPr>
+        <w:pStyle w:val="ListNumber"/>
+      </w:pPr>
+      <w:r>
+        <w:t>6. Crop Analysis</w:t>
+      </w:r>
+    </w:p>
+    <w:p>
+      <w:pPr>
+        <w:pStyle w:val="ListNumber"/>
+      </w:pPr>
+      <w:r>
+        <w:t>7. Edge Mode</w:t>
+      </w:r>
+    </w:p>
+    <w:p>
+      <w:pPr>
+        <w:pStyle w:val="ListNumber"/>
+      </w:pPr>
+      <w:r>
+        <w:t>8. AI Settings</w:t>
+      </w:r>
+    </w:p>
+    <w:p>
+      <w:pPr>
+        <w:pStyle w:val="ListNumber"/>
+      </w:pPr>
+      <w:r>
+        <w:t>9. Reports</w:t>
+      </w:r>
+    </w:p>
+    <w:p>
+      <w:pPr>
+        <w:pStyle w:val="ListNumber"/>
+      </w:pPr>
+      <w:r>
+        <w:t>10. Indikator Status YOLO</w:t>
+      </w:r>
+    </w:p>
+    <w:p>
+      <w:pPr>
+        <w:pStyle w:val="ListNumber"/>
+      </w:pPr>
+      <w:r>
+        <w:t>11. Pemecahan Masalah</w:t>
+      </w:r>
+    </w:p>
+    <w:p>
+      <w:pPr>
+        <w:pStyle w:val="ListNumber"/>
+      </w:pPr>
+      <w:r>
+        <w:t>12. Kesesuaian dengan Proposal Kompetisi</w:t>
       </w:r>
     </w:p>
     <w:p>
       <w:r>
-        <w:rPr>
-          <w:b w:val="0"/>
-          <w:sz w:val="22"/>
-        </w:rPr>
-        <w:t>MoonHarvest adalah sistem Ground Control Station (GCS) untuk UAV pertanian yang menggabungkan dua pendekatan deteksi kondisi lahan padi secara visual:</w:t>
-      </w:r>
-    </w:p>
-    <w:p/>
-    <w:p>
-      <w:r>
-        <w:rPr>
-          <w:b/>
-          <w:sz w:val="22"/>
-        </w:rPr>
-        <w:t>Alur Sistem:</w:t>
-      </w:r>
-    </w:p>
-    <w:p>
-      <w:r>
-        <w:rPr>
-          <w:b w:val="0"/>
-          <w:sz w:val="20"/>
-        </w:rPr>
-        <w:t>UAV (Drone) merekam video sawah dari ketinggian 50–80 meter</w:t>
-      </w:r>
-    </w:p>
-    <w:p>
-      <w:r>
-        <w:rPr>
-          <w:b w:val="0"/>
-          <w:sz w:val="20"/>
-        </w:rPr>
-        <w:t>Python Detection Script memproses video secara real-time</w:t>
-      </w:r>
-    </w:p>
-    <w:p>
-      <w:r>
-        <w:rPr>
-          <w:b w:val="0"/>
-          <w:sz w:val="20"/>
-        </w:rPr>
-        <w:t xml:space="preserve">  • HSV Segmentasi Warna  — cepat, tidak butuh GPU</w:t>
-      </w:r>
-    </w:p>
-    <w:p>
-      <w:r>
-        <w:rPr>
-          <w:b w:val="0"/>
-          <w:sz w:val="20"/>
-        </w:rPr>
-        <w:t xml:space="preserve">  • ONNX Classifier (YOLOv8)  — akurat, butuh GPU/CPU</w:t>
-      </w:r>
-    </w:p>
-    <w:p>
-      <w:r>
-        <w:rPr>
-          <w:b w:val="0"/>
-          <w:sz w:val="20"/>
-        </w:rPr>
-        <w:t xml:space="preserve">  • Fusion Adaptif  — gabungkan keduanya</w:t>
-      </w:r>
-    </w:p>
-    <w:p>
-      <w:r>
-        <w:rPr>
-          <w:b w:val="0"/>
-          <w:sz w:val="20"/>
-        </w:rPr>
-        <w:t>Output JSON dikirim ke aplikasi GCS (.NET / Uno Platform)</w:t>
-      </w:r>
-    </w:p>
-    <w:p>
-      <w:r>
-        <w:rPr>
-          <w:b w:val="0"/>
-          <w:sz w:val="20"/>
-        </w:rPr>
-        <w:t>GCS menampilkan video, statistik, dan Field Health Index secara real-time</w:t>
-      </w:r>
-    </w:p>
-    <w:p/>
-    <w:p>
-      <w:r>
-        <w:rPr>
-          <w:b/>
-          <w:sz w:val="22"/>
-        </w:rPr>
-        <w:t>Tujuan Sistem:</w:t>
-      </w:r>
-    </w:p>
-    <w:p>
-      <w:pPr>
-        <w:pStyle w:val="ListBullet"/>
-        <w:ind w:left="0"/>
-      </w:pPr>
-      <w:r>
-        <w:t>Mengidentifikasi area sawah yang bermasalah secara visual</w:t>
-      </w:r>
-    </w:p>
-    <w:p>
-      <w:pPr>
-        <w:pStyle w:val="ListBullet"/>
-        <w:ind w:left="0"/>
-      </w:pPr>
-      <w:r>
-        <w:t>Mendapatkan Field Health Index (FHI) sebagai indikator kesehatan lahan (0–100)</w:t>
-      </w:r>
-    </w:p>
-    <w:p>
-      <w:pPr>
-        <w:pStyle w:val="ListBullet"/>
-        <w:ind w:left="0"/>
-      </w:pPr>
-      <w:r>
-        <w:t>Merencanakan misi terbang UAV dan monitoring real-time</w:t>
-      </w:r>
-    </w:p>
-    <w:p>
-      <w:pPr>
-        <w:pStyle w:val="ListBullet"/>
-        <w:ind w:left="0"/>
-      </w:pPr>
-      <w:r>
-        <w:t>Menyimpan laporan hasil inspeksi per sesi</w:t>
+        <w:br w:type="page"/>
       </w:r>
     </w:p>
     <w:p>
@@ -197,7 +209,261 @@
         <w:pStyle w:val="Heading1"/>
       </w:pPr>
       <w:r>
-        <w:t>2. Spesifikasi &amp; Persyaratan</w:t>
+        <w:t>1. Tentang MoonHarvest</w:t>
+      </w:r>
+    </w:p>
+    <w:p>
+      <w:r>
+        <w:rPr>
+          <w:sz w:val="22"/>
+        </w:rPr>
+        <w:t>MoonHarvest adalah</w:t>
+      </w:r>
+      <w:r>
+        <w:rPr>
+          <w:i/>
+          <w:sz w:val="22"/>
+        </w:rPr>
+        <w:t>Ground Control Station</w:t>
+      </w:r>
+      <w:r>
+        <w:t xml:space="preserve"> (GCS) lintas platform yang mengintegrasikan computer vision real-time dengan teknologi UAV untuk pemantauan tanaman. Sidebar aplikasi berisi tujuh halaman:</w:t>
+      </w:r>
+    </w:p>
+    <w:tbl>
+      <w:tblPr>
+        <w:tblStyle w:val="LightGrid-Accent1"/>
+        <w:tblW w:type="auto" w:w="0"/>
+        <w:tblLook w:firstColumn="1" w:firstRow="1" w:lastColumn="0" w:lastRow="0" w:noHBand="0" w:noVBand="1" w:val="04A0"/>
+      </w:tblPr>
+      <w:tblGrid>
+        <w:gridCol w:w="4703"/>
+        <w:gridCol w:w="4703"/>
+      </w:tblGrid>
+      <w:tr>
+        <w:tc>
+          <w:tcPr>
+            <w:tcW w:type="dxa" w:w="4703"/>
+          </w:tcPr>
+          <w:p>
+            <w:r>
+              <w:rPr>
+                <w:b/>
+              </w:rPr>
+              <w:t>Halaman</w:t>
+            </w:r>
+          </w:p>
+        </w:tc>
+        <w:tc>
+          <w:tcPr>
+            <w:tcW w:type="dxa" w:w="4703"/>
+          </w:tcPr>
+          <w:p>
+            <w:r>
+              <w:rPr>
+                <w:b/>
+              </w:rPr>
+              <w:t>Fungsi Singkat</w:t>
+            </w:r>
+          </w:p>
+        </w:tc>
+      </w:tr>
+      <w:tr>
+        <w:tc>
+          <w:tcPr>
+            <w:tcW w:type="dxa" w:w="4703"/>
+          </w:tcPr>
+          <w:p>
+            <w:r>
+              <w:t>Dashboard · Live</w:t>
+            </w:r>
+          </w:p>
+        </w:tc>
+        <w:tc>
+          <w:tcPr>
+            <w:tcW w:type="dxa" w:w="4703"/>
+          </w:tcPr>
+          <w:p>
+            <w:r>
+              <w:t>HUD terbang, peta live, ringkasan deteksi, dan ekspor laporan.</w:t>
+            </w:r>
+          </w:p>
+        </w:tc>
+      </w:tr>
+      <w:tr>
+        <w:tc>
+          <w:tcPr>
+            <w:tcW w:type="dxa" w:w="4703"/>
+          </w:tcPr>
+          <w:p>
+            <w:r>
+              <w:t>Camera</w:t>
+            </w:r>
+          </w:p>
+        </w:tc>
+        <w:tc>
+          <w:tcPr>
+            <w:tcW w:type="dxa" w:w="4703"/>
+          </w:tcPr>
+          <w:p>
+            <w:r>
+              <w:t>Sumber video (kamera lokal, RTSP, file video, bridge Python) dengan overlay YOLO.</w:t>
+            </w:r>
+          </w:p>
+        </w:tc>
+      </w:tr>
+      <w:tr>
+        <w:tc>
+          <w:tcPr>
+            <w:tcW w:type="dxa" w:w="4703"/>
+          </w:tcPr>
+          <w:p>
+            <w:r>
+              <w:t>Peta &amp; Misi</w:t>
+            </w:r>
+          </w:p>
+        </w:tc>
+        <w:tc>
+          <w:tcPr>
+            <w:tcW w:type="dxa" w:w="4703"/>
+          </w:tcPr>
+          <w:p>
+            <w:r>
+              <w:t>Perencanaan waypoint, geofence, dan upload misi ke UAV.</w:t>
+            </w:r>
+          </w:p>
+        </w:tc>
+      </w:tr>
+      <w:tr>
+        <w:tc>
+          <w:tcPr>
+            <w:tcW w:type="dxa" w:w="4703"/>
+          </w:tcPr>
+          <w:p>
+            <w:r>
+              <w:t>Crop Analysis</w:t>
+            </w:r>
+          </w:p>
+        </w:tc>
+        <w:tc>
+          <w:tcPr>
+            <w:tcW w:type="dxa" w:w="4703"/>
+          </w:tcPr>
+          <w:p>
+            <w:r>
+              <w:t>Analisis kesehatan tanaman mendalam dari gambar, rekomendasi, dan validasi lapangan.</w:t>
+            </w:r>
+          </w:p>
+        </w:tc>
+      </w:tr>
+      <w:tr>
+        <w:tc>
+          <w:tcPr>
+            <w:tcW w:type="dxa" w:w="4703"/>
+          </w:tcPr>
+          <w:p>
+            <w:r>
+              <w:t>Edge Mode</w:t>
+            </w:r>
+          </w:p>
+        </w:tc>
+        <w:tc>
+          <w:tcPr>
+            <w:tcW w:type="dxa" w:w="4703"/>
+          </w:tcPr>
+          <w:p>
+            <w:r>
+              <w:t>Pengaturan performa inferensi AI on-device (model, threshold, overlay).</w:t>
+            </w:r>
+          </w:p>
+        </w:tc>
+      </w:tr>
+      <w:tr>
+        <w:tc>
+          <w:tcPr>
+            <w:tcW w:type="dxa" w:w="4703"/>
+          </w:tcPr>
+          <w:p>
+            <w:r>
+              <w:t>AI Settings</w:t>
+            </w:r>
+          </w:p>
+        </w:tc>
+        <w:tc>
+          <w:tcPr>
+            <w:tcW w:type="dxa" w:w="4703"/>
+          </w:tcPr>
+          <w:p>
+            <w:r>
+              <w:t>Konfigurasi runtime vision: ONNX model path, class file path, confidence, NMS.</w:t>
+            </w:r>
+          </w:p>
+        </w:tc>
+      </w:tr>
+      <w:tr>
+        <w:tc>
+          <w:tcPr>
+            <w:tcW w:type="dxa" w:w="4703"/>
+          </w:tcPr>
+          <w:p>
+            <w:r>
+              <w:t>Reports</w:t>
+            </w:r>
+          </w:p>
+        </w:tc>
+        <w:tc>
+          <w:tcPr>
+            <w:tcW w:type="dxa" w:w="4703"/>
+          </w:tcPr>
+          <w:p>
+            <w:r>
+              <w:t>Daftar misi, detail hasil panen, dan ekspor laporan.</w:t>
+            </w:r>
+          </w:p>
+        </w:tc>
+      </w:tr>
+    </w:tbl>
+    <w:p/>
+    <w:p>
+      <w:r>
+        <w:rPr>
+          <w:sz w:val="22"/>
+        </w:rPr>
+        <w:t>Di bawah sidebar terdapat indikator</w:t>
+      </w:r>
+      <w:r>
+        <w:rPr>
+          <w:b/>
+        </w:rPr>
+        <w:t>status YOLO</w:t>
+      </w:r>
+      <w:r>
+        <w:t xml:space="preserve"> yang bisa diketuk untuk mengaktifkan/menonaktifkan AI (lihat Bab 10).</w:t>
+      </w:r>
+    </w:p>
+    <w:p>
+      <w:pPr>
+        <w:pStyle w:val="Heading1"/>
+      </w:pPr>
+      <w:r>
+        <w:t>2. Bilah Atas &amp; Koneksi</w:t>
+      </w:r>
+    </w:p>
+    <w:p>
+      <w:r>
+        <w:rPr>
+          <w:sz w:val="22"/>
+        </w:rPr>
+        <w:t>Kontrol koneksi dan kendali penerbangan bersifat</w:t>
+      </w:r>
+      <w:r>
+        <w:rPr>
+          <w:i/>
+        </w:rPr>
+        <w:t>global</w:t>
+      </w:r>
+      <w:r>
+        <w:t xml:space="preserve"> — tersedia di bilah atas (top bar) pada setiap halaman, bukan hanya di satu halaman tertentu.</w:t>
       </w:r>
     </w:p>
     <w:p>
@@ -205,66 +471,94 @@
         <w:pStyle w:val="Heading2"/>
       </w:pPr>
       <w:r>
-        <w:t>2.1 Hardware</w:t>
+        <w:t>Tombol di Bilah Atas</w:t>
+      </w:r>
+    </w:p>
+    <w:p>
+      <w:pPr>
+        <w:pStyle w:val="ListBullet"/>
+      </w:pPr>
+      <w:r>
+        <w:t>Connect / Disconnect — status koneksi MAVLink (pill hijau "Connected" atau merah "Disconnected").</w:t>
+      </w:r>
+    </w:p>
+    <w:p>
+      <w:pPr>
+        <w:pStyle w:val="ListBullet"/>
+      </w:pPr>
+      <w:r>
+        <w:t>RTL — perintah Return-to-Launch instan ke UAV.</w:t>
+      </w:r>
+    </w:p>
+    <w:p>
+      <w:pPr>
+        <w:pStyle w:val="ListBullet"/>
+      </w:pPr>
+      <w:r>
+        <w:t>Start Mission / Stop Mission — memulai atau menghentikan eksekusi misi yang sudah di-upload.</w:t>
+      </w:r>
+    </w:p>
+    <w:p>
+      <w:pPr>
+        <w:pStyle w:val="Heading2"/>
+      </w:pPr>
+      <w:r>
+        <w:t>Menyambungkan UAV (Connect Dialog)</w:t>
+      </w:r>
+    </w:p>
+    <w:p>
+      <w:r>
+        <w:t>Klik pill status koneksi untuk membuka dialog Connect. Tiga jenis koneksi tersedia:</w:t>
       </w:r>
     </w:p>
     <w:tbl>
       <w:tblPr>
-        <w:tblStyle w:val="TableGrid"/>
+        <w:tblStyle w:val="LightGrid-Accent1"/>
         <w:tblW w:type="auto" w:w="0"/>
         <w:tblLook w:firstColumn="1" w:firstRow="1" w:lastColumn="0" w:lastRow="0" w:noHBand="0" w:noVBand="1" w:val="04A0"/>
       </w:tblPr>
       <w:tblGrid>
-        <w:gridCol w:w="3041"/>
-        <w:gridCol w:w="3041"/>
-        <w:gridCol w:w="3041"/>
+        <w:gridCol w:w="3135"/>
+        <w:gridCol w:w="3135"/>
+        <w:gridCol w:w="3135"/>
       </w:tblGrid>
       <w:tr>
         <w:tc>
           <w:tcPr>
-            <w:tcW w:type="dxa" w:w="2268"/>
-            <w:shd w:fill="2E7D32" w:color="FFFFFF" w:val="clear"/>
+            <w:tcW w:type="dxa" w:w="3135"/>
           </w:tcPr>
           <w:p>
             <w:r>
               <w:rPr>
                 <w:b/>
-                <w:color w:val="FFFFFF"/>
-                <w:sz w:val="20"/>
               </w:rPr>
-              <w:t>Komponen</w:t>
+              <w:t>Jenis Koneksi</w:t>
             </w:r>
           </w:p>
         </w:tc>
         <w:tc>
           <w:tcPr>
-            <w:tcW w:type="dxa" w:w="2835"/>
-            <w:shd w:fill="2E7D32" w:color="FFFFFF" w:val="clear"/>
+            <w:tcW w:type="dxa" w:w="3135"/>
           </w:tcPr>
           <w:p>
             <w:r>
               <w:rPr>
                 <w:b/>
-                <w:color w:val="FFFFFF"/>
-                <w:sz w:val="20"/>
               </w:rPr>
-              <w:t>Minimum</w:t>
+              <w:t>Yang Diisi</w:t>
             </w:r>
           </w:p>
         </w:tc>
         <w:tc>
           <w:tcPr>
-            <w:tcW w:type="dxa" w:w="2835"/>
-            <w:shd w:fill="2E7D32" w:color="FFFFFF" w:val="clear"/>
+            <w:tcW w:type="dxa" w:w="3135"/>
           </w:tcPr>
           <w:p>
             <w:r>
               <w:rPr>
                 <w:b/>
-                <w:color w:val="FFFFFF"/>
-                <w:sz w:val="20"/>
               </w:rPr>
-              <w:t>Rekomendasi</w:t>
+              <w:t>Catatan</w:t>
             </w:r>
           </w:p>
         </w:tc>
@@ -272,40 +566,31 @@
       <w:tr>
         <w:tc>
           <w:tcPr>
-            <w:tcW w:type="dxa" w:w="2268"/>
+            <w:tcW w:type="dxa" w:w="3135"/>
           </w:tcPr>
           <w:p>
             <w:r>
-              <w:rPr>
-                <w:sz w:val="20"/>
-              </w:rPr>
-              <w:t>CPU</w:t>
+              <w:t>UDP</w:t>
             </w:r>
           </w:p>
         </w:tc>
         <w:tc>
           <w:tcPr>
-            <w:tcW w:type="dxa" w:w="2835"/>
+            <w:tcW w:type="dxa" w:w="3135"/>
           </w:tcPr>
           <w:p>
             <w:r>
-              <w:rPr>
-                <w:sz w:val="20"/>
-              </w:rPr>
-              <w:t>4-core 2.0 GHz</w:t>
+              <w:t>Host + Port</w:t>
             </w:r>
           </w:p>
         </w:tc>
         <w:tc>
           <w:tcPr>
-            <w:tcW w:type="dxa" w:w="2835"/>
+            <w:tcW w:type="dxa" w:w="3135"/>
           </w:tcPr>
           <w:p>
             <w:r>
-              <w:rPr>
-                <w:sz w:val="20"/>
-              </w:rPr>
-              <w:t>8-core 3.0 GHz</w:t>
+              <w:t>Untuk telemetry radio/companion computer.</w:t>
             </w:r>
           </w:p>
         </w:tc>
@@ -313,40 +598,31 @@
       <w:tr>
         <w:tc>
           <w:tcPr>
-            <w:tcW w:type="dxa" w:w="2268"/>
+            <w:tcW w:type="dxa" w:w="3135"/>
           </w:tcPr>
           <w:p>
             <w:r>
-              <w:rPr>
-                <w:sz w:val="20"/>
-              </w:rPr>
-              <w:t>RAM</w:t>
+              <w:t>TCP</w:t>
             </w:r>
           </w:p>
         </w:tc>
         <w:tc>
           <w:tcPr>
-            <w:tcW w:type="dxa" w:w="2835"/>
+            <w:tcW w:type="dxa" w:w="3135"/>
           </w:tcPr>
           <w:p>
             <w:r>
-              <w:rPr>
-                <w:sz w:val="20"/>
-              </w:rPr>
-              <w:t>8 GB</w:t>
+              <w:t>Host + Port</w:t>
             </w:r>
           </w:p>
         </w:tc>
         <w:tc>
           <w:tcPr>
-            <w:tcW w:type="dxa" w:w="2835"/>
+            <w:tcW w:type="dxa" w:w="3135"/>
           </w:tcPr>
           <w:p>
             <w:r>
-              <w:rPr>
-                <w:sz w:val="20"/>
-              </w:rPr>
-              <w:t>16 GB</w:t>
+              <w:t>Untuk simulator (SITL) atau jaringan tetap.</w:t>
             </w:r>
           </w:p>
         </w:tc>
@@ -354,40 +630,1109 @@
       <w:tr>
         <w:tc>
           <w:tcPr>
-            <w:tcW w:type="dxa" w:w="2268"/>
+            <w:tcW w:type="dxa" w:w="3135"/>
           </w:tcPr>
           <w:p>
             <w:r>
-              <w:rPr>
-                <w:sz w:val="20"/>
-              </w:rPr>
-              <w:t>GPU</w:t>
+              <w:t>Serial</w:t>
             </w:r>
           </w:p>
         </w:tc>
         <w:tc>
           <w:tcPr>
-            <w:tcW w:type="dxa" w:w="2835"/>
+            <w:tcW w:type="dxa" w:w="3135"/>
           </w:tcPr>
           <w:p>
             <w:r>
-              <w:rPr>
-                <w:sz w:val="20"/>
-              </w:rPr>
-              <w:t>CPU-only (lambat)</w:t>
+              <w:t>Port + Baud rate</w:t>
             </w:r>
           </w:p>
         </w:tc>
         <w:tc>
           <w:tcPr>
-            <w:tcW w:type="dxa" w:w="2835"/>
+            <w:tcW w:type="dxa" w:w="3135"/>
+          </w:tcPr>
+          <w:p>
+            <w:r>
+              <w:t>Deteksi otomatis baud rate dan hot-plug perangkat.</w:t>
+            </w:r>
+          </w:p>
+        </w:tc>
+      </w:tr>
+    </w:tbl>
+    <w:p/>
+    <w:p>
+      <w:r>
+        <w:rPr>
+          <w:sz w:val="22"/>
+        </w:rPr>
+        <w:t>Preset cepat tersedia untuk</w:t>
+      </w:r>
+      <w:r>
+        <w:rPr>
+          <w:b/>
+        </w:rPr>
+        <w:t>SITL, GCS, TELEMETRY</w:t>
+      </w:r>
+      <w:r>
+        <w:t xml:space="preserve"> agar tidak perlu mengisi alamat manual setiap kali.</w:t>
+      </w:r>
+    </w:p>
+    <w:p>
+      <w:pPr>
+        <w:pStyle w:val="Heading1"/>
+      </w:pPr>
+      <w:r>
+        <w:t>3. Dashboard · Live</w:t>
+      </w:r>
+    </w:p>
+    <w:p>
+      <w:r>
+        <w:t>Halaman utama untuk memantau kondisi UAV dan hasil analisis tanaman secara langsung.</w:t>
+      </w:r>
+    </w:p>
+    <w:p>
+      <w:pPr>
+        <w:pStyle w:val="Heading2"/>
+      </w:pPr>
+      <w:r>
+        <w:t>HUD &amp; Telemetri</w:t>
+      </w:r>
+    </w:p>
+    <w:p>
+      <w:pPr>
+        <w:pStyle w:val="ListBullet"/>
+      </w:pPr>
+      <w:r>
+        <w:t>Attitude, heading, dan airspeed pill.</w:t>
+      </w:r>
+    </w:p>
+    <w:p>
+      <w:pPr>
+        <w:pStyle w:val="ListBullet"/>
+      </w:pPr>
+      <w:r>
+        <w:t>Altitude, speed, heading, GPS, dan level baterai.</w:t>
+      </w:r>
+    </w:p>
+    <w:p>
+      <w:pPr>
+        <w:pStyle w:val="ListBullet"/>
+      </w:pPr>
+      <w:r>
+        <w:t>Peta live tertanam (berbagi data dengan halaman Peta &amp; Misi — waypoint dan geofence otomatis sinkron).</w:t>
+      </w:r>
+    </w:p>
+    <w:p>
+      <w:pPr>
+        <w:pStyle w:val="ListBullet"/>
+      </w:pPr>
+      <w:r>
+        <w:t>Progress bar misi beserta jumlah waypoint yang sudah dicapai.</w:t>
+      </w:r>
+    </w:p>
+    <w:p>
+      <w:pPr>
+        <w:pStyle w:val="Heading2"/>
+      </w:pPr>
+      <w:r>
+        <w:t>Kontrol Live Monitoring</w:t>
+      </w:r>
+    </w:p>
+    <w:p>
+      <w:pPr>
+        <w:pStyle w:val="ListBullet"/>
+      </w:pPr>
+      <w:r>
+        <w:t>Start Demo — memutar video/deteksi demo untuk latihan tanpa UAV nyata.</w:t>
+      </w:r>
+    </w:p>
+    <w:p>
+      <w:pPr>
+        <w:pStyle w:val="ListBullet"/>
+      </w:pPr>
+      <w:r>
+        <w:t>Start Live — mengaktifkan feed kamera dan YOLO sungguhan.</w:t>
+      </w:r>
+    </w:p>
+    <w:p>
+      <w:pPr>
+        <w:pStyle w:val="ListBullet"/>
+      </w:pPr>
+      <w:r>
+        <w:t>Tombol Record, Snapshot, dan Pause AI pada panel HUD.</w:t>
+      </w:r>
+    </w:p>
+    <w:p>
+      <w:pPr>
+        <w:pStyle w:val="Heading2"/>
+      </w:pPr>
+      <w:r>
+        <w:t>Ringkasan Analisis (Analysis Summary)</w:t>
+      </w:r>
+    </w:p>
+    <w:p>
+      <w:r>
+        <w:t>Menampilkan persentase deteksi untuk empat kelas kesehatan tanaman:</w:t>
+      </w:r>
+    </w:p>
+    <w:p>
+      <w:pPr>
+        <w:pStyle w:val="ListBullet"/>
+      </w:pPr>
+      <w:r>
+        <w:t>Lush Green</w:t>
+      </w:r>
+    </w:p>
+    <w:p>
+      <w:pPr>
+        <w:pStyle w:val="ListBullet"/>
+      </w:pPr>
+      <w:r>
+        <w:t>Inconsistent Growth</w:t>
+      </w:r>
+    </w:p>
+    <w:p>
+      <w:pPr>
+        <w:pStyle w:val="ListBullet"/>
+      </w:pPr>
+      <w:r>
+        <w:t>Drought/Severe Stress</w:t>
+      </w:r>
+    </w:p>
+    <w:p>
+      <w:pPr>
+        <w:pStyle w:val="ListBullet"/>
+      </w:pPr>
+      <w:r>
+        <w:t>Bare Soil / Gap</w:t>
+      </w:r>
+    </w:p>
+    <w:p>
+      <w:pPr>
+        <w:pStyle w:val="Heading2"/>
+      </w:pPr>
+      <w:r>
+        <w:t>Rekomendasi &amp; Ekspor Laporan</w:t>
+      </w:r>
+    </w:p>
+    <w:p>
+      <w:r>
+        <w:t xml:space="preserve">Panel </w:t>
+      </w:r>
+      <w:r>
+        <w:rPr>
+          <w:b/>
+        </w:rPr>
+        <w:t>Recommendations &amp; Report Export</w:t>
+      </w:r>
+      <w:r>
+        <w:t xml:space="preserve"> menyediakan tombol </w:t>
+      </w:r>
+      <w:r>
+        <w:rPr>
+          <w:b/>
+        </w:rPr>
+        <w:t>Export PDF</w:t>
+      </w:r>
+      <w:r>
+        <w:t xml:space="preserve">, </w:t>
+      </w:r>
+      <w:r>
+        <w:rPr>
+          <w:b/>
+        </w:rPr>
+        <w:t>Export CSV</w:t>
+      </w:r>
+      <w:r>
+        <w:t xml:space="preserve">, dan </w:t>
+      </w:r>
+      <w:r>
+        <w:rPr>
+          <w:b/>
+        </w:rPr>
+        <w:t>Export JSON</w:t>
+      </w:r>
+      <w:r>
+        <w:t xml:space="preserve"> yang benar-benar menghasilkan laporan lengkap dengan snapshot peta, screenshot deteksi YOLO, path video, dan garis waktu insiden. Kartu </w:t>
+      </w:r>
+      <w:r>
+        <w:rPr>
+          <w:b/>
+        </w:rPr>
+        <w:t>Field Report &amp; Recommendations</w:t>
+      </w:r>
+      <w:r>
+        <w:t xml:space="preserve"> menampilkan daftar tindakan yang direkomendasikan berdasarkan deteksi langsung.</w:t>
+      </w:r>
+    </w:p>
+    <w:p>
+      <w:pPr>
+        <w:jc w:val="center"/>
+      </w:pPr>
+      <w:r>
+        <w:drawing>
+          <wp:inline xmlns:a="http://schemas.openxmlformats.org/drawingml/2006/main" xmlns:pic="http://schemas.openxmlformats.org/drawingml/2006/picture">
+            <wp:extent cx="5486400" cy="3429000"/>
+            <wp:docPr id="1" name="Picture 1"/>
+            <wp:cNvGraphicFramePr>
+              <a:graphicFrameLocks noChangeAspect="1"/>
+            </wp:cNvGraphicFramePr>
+            <a:graphic>
+              <a:graphicData uri="http://schemas.openxmlformats.org/drawingml/2006/picture">
+                <pic:pic>
+                  <pic:nvPicPr>
+                    <pic:cNvPr id="0" name="image1.png"/>
+                    <pic:cNvPicPr/>
+                  </pic:nvPicPr>
+                  <pic:blipFill>
+                    <a:blip r:embed="rId9"/>
+                    <a:stretch>
+                      <a:fillRect/>
+                    </a:stretch>
+                  </pic:blipFill>
+                  <pic:spPr>
+                    <a:xfrm>
+                      <a:off x="0" y="0"/>
+                      <a:ext cx="5486400" cy="3429000"/>
+                    </a:xfrm>
+                    <a:prstGeom prst="rect"/>
+                  </pic:spPr>
+                </pic:pic>
+              </a:graphicData>
+            </a:graphic>
+          </wp:inline>
+        </w:drawing>
+      </w:r>
+    </w:p>
+    <w:p>
+      <w:pPr>
+        <w:jc w:val="center"/>
+      </w:pPr>
+      <w:r>
+        <w:rPr>
+          <w:i/>
+          <w:color w:val="555555"/>
+          <w:sz w:val="18"/>
+        </w:rPr>
+        <w:t>Gambar 1. Tampilan halaman Dashboard · Live.</w:t>
+      </w:r>
+    </w:p>
+    <w:p/>
+    <w:p>
+      <w:pPr>
+        <w:pStyle w:val="Heading1"/>
+      </w:pPr>
+      <w:r>
+        <w:t>4. Camera</w:t>
+      </w:r>
+    </w:p>
+    <w:p>
+      <w:r>
+        <w:t>Ruang kerja kamera yang berdiri sendiri, terpisah dari feed di Dashboard.</w:t>
+      </w:r>
+    </w:p>
+    <w:p>
+      <w:pPr>
+        <w:pStyle w:val="Heading2"/>
+      </w:pPr>
+      <w:r>
+        <w:t>Sumber Video</w:t>
+      </w:r>
+    </w:p>
+    <w:p>
+      <w:r>
+        <w:t>Pilih salah satu tab sumber:</w:t>
+      </w:r>
+    </w:p>
+    <w:p>
+      <w:pPr>
+        <w:pStyle w:val="ListBullet"/>
+      </w:pPr>
+      <w:r>
+        <w:t>Local Camera — kamera yang terpasang di perangkat.</w:t>
+      </w:r>
+    </w:p>
+    <w:p>
+      <w:pPr>
+        <w:pStyle w:val="ListBullet"/>
+      </w:pPr>
+      <w:r>
+        <w:t>RTSP Stream — video streaming dari alamat RTSP.</w:t>
+      </w:r>
+    </w:p>
+    <w:p>
+      <w:pPr>
+        <w:pStyle w:val="ListBullet"/>
+      </w:pPr>
+      <w:r>
+        <w:t>Video File — memutar file video yang tersimpan.</w:t>
+      </w:r>
+    </w:p>
+    <w:p>
+      <w:pPr>
+        <w:pStyle w:val="ListBullet"/>
+      </w:pPr>
+      <w:r>
+        <w:t>Python Bridge — sumber video melalui bridge Python (mis. untuk pemrosesan tambahan).</w:t>
+      </w:r>
+    </w:p>
+    <w:p>
+      <w:pPr>
+        <w:pStyle w:val="Heading2"/>
+      </w:pPr>
+      <w:r>
+        <w:t>Kontrol</w:t>
+      </w:r>
+    </w:p>
+    <w:p>
+      <w:pPr>
+        <w:pStyle w:val="ListBullet"/>
+      </w:pPr>
+      <w:r>
+        <w:t>Start Camera / Stop Camera</w:t>
+      </w:r>
+    </w:p>
+    <w:p>
+      <w:pPr>
+        <w:pStyle w:val="ListBullet"/>
+      </w:pPr>
+      <w:r>
+        <w:t>Screenshot — menyimpan gambar dari frame saat ini.</w:t>
+      </w:r>
+    </w:p>
+    <w:p>
+      <w:pPr>
+        <w:pStyle w:val="ListBullet"/>
+      </w:pPr>
+      <w:r>
+        <w:t>Record — merekam sesi video.</w:t>
+      </w:r>
+    </w:p>
+    <w:p>
+      <w:r>
+        <w:t xml:space="preserve">Overlay deteksi YOLO tampil otomatis di atas video. Untuk sumber </w:t>
+      </w:r>
+      <w:r>
+        <w:rPr>
+          <w:b/>
+        </w:rPr>
+        <w:t>Video File</w:t>
+      </w:r>
+      <w:r>
+        <w:t xml:space="preserve">, tersedia mode analisis kesehatan tanaman berbasis Python dengan </w:t>
+      </w:r>
+      <w:r>
+        <w:rPr>
+          <w:b/>
+        </w:rPr>
+        <w:t>toggle overlay vegetasi</w:t>
+      </w:r>
+      <w:r>
+        <w:t xml:space="preserve"> dan </w:t>
+      </w:r>
+      <w:r>
+        <w:rPr>
+          <w:b/>
+        </w:rPr>
+        <w:t>slider confidence</w:t>
+      </w:r>
+      <w:r>
+        <w:t xml:space="preserve"> tersendiri.</w:t>
+      </w:r>
+    </w:p>
+    <w:p>
+      <w:pPr>
+        <w:jc w:val="center"/>
+      </w:pPr>
+      <w:r>
+        <w:drawing>
+          <wp:inline xmlns:a="http://schemas.openxmlformats.org/drawingml/2006/main" xmlns:pic="http://schemas.openxmlformats.org/drawingml/2006/picture">
+            <wp:extent cx="5486400" cy="3429000"/>
+            <wp:docPr id="2" name="Picture 2"/>
+            <wp:cNvGraphicFramePr>
+              <a:graphicFrameLocks noChangeAspect="1"/>
+            </wp:cNvGraphicFramePr>
+            <a:graphic>
+              <a:graphicData uri="http://schemas.openxmlformats.org/drawingml/2006/picture">
+                <pic:pic>
+                  <pic:nvPicPr>
+                    <pic:cNvPr id="0" name="image2.png"/>
+                    <pic:cNvPicPr/>
+                  </pic:nvPicPr>
+                  <pic:blipFill>
+                    <a:blip r:embed="rId10"/>
+                    <a:stretch>
+                      <a:fillRect/>
+                    </a:stretch>
+                  </pic:blipFill>
+                  <pic:spPr>
+                    <a:xfrm>
+                      <a:off x="0" y="0"/>
+                      <a:ext cx="5486400" cy="3429000"/>
+                    </a:xfrm>
+                    <a:prstGeom prst="rect"/>
+                  </pic:spPr>
+                </pic:pic>
+              </a:graphicData>
+            </a:graphic>
+          </wp:inline>
+        </w:drawing>
+      </w:r>
+    </w:p>
+    <w:p>
+      <w:pPr>
+        <w:jc w:val="center"/>
+      </w:pPr>
+      <w:r>
+        <w:rPr>
+          <w:i/>
+          <w:color w:val="555555"/>
+          <w:sz w:val="18"/>
+        </w:rPr>
+        <w:t>Gambar 2. Tampilan halaman Camera dengan sumber Local Camera aktif.</w:t>
+      </w:r>
+    </w:p>
+    <w:p/>
+    <w:p>
+      <w:pPr>
+        <w:pStyle w:val="Heading1"/>
+      </w:pPr>
+      <w:r>
+        <w:t>5. Peta &amp; Misi</w:t>
+      </w:r>
+    </w:p>
+    <w:p>
+      <w:r>
+        <w:t>Halaman perencanaan misi (Mission Planner) untuk menyusun jalur survei di atas peta.</w:t>
+      </w:r>
+    </w:p>
+    <w:p>
+      <w:pPr>
+        <w:pStyle w:val="ListNumber"/>
+      </w:pPr>
+      <w:r>
+        <w:t>Klik dua kali pada peta untuk menambahkan waypoint baru.</w:t>
+      </w:r>
+    </w:p>
+    <w:p>
+      <w:pPr>
+        <w:pStyle w:val="ListNumber"/>
+      </w:pPr>
+      <w:r>
+        <w:t>Gunakan tombol Add Waypoint, Remove Waypoint (ikon ✕ pada tiap baris di Waypoint Queue), dan Clear untuk mengatur ulang daftar.</w:t>
+      </w:r>
+    </w:p>
+    <w:p>
+      <w:pPr>
+        <w:pStyle w:val="ListNumber"/>
+      </w:pPr>
+      <w:r>
+        <w:t>Atur radius Geofence dengan slider — batas lingkaran akan tergambar di sekitar waypoint pertama.</w:t>
+      </w:r>
+    </w:p>
+    <w:p>
+      <w:pPr>
+        <w:pStyle w:val="ListNumber"/>
+      </w:pPr>
+      <w:r>
+        <w:t>Pilih penyedia peta dari dropdown Map Provider (ArcGIS Topographic, Google, OSM, dan variannya).</w:t>
+      </w:r>
+    </w:p>
+    <w:p>
+      <w:pPr>
+        <w:pStyle w:val="ListNumber"/>
+      </w:pPr>
+      <w:r>
+        <w:t>Klik Upload Mission untuk mengirim seluruh waypoint ke flight controller via protokol misi MAVLink.</w:t>
+      </w:r>
+    </w:p>
+    <w:p>
+      <w:r>
+        <w:rPr>
+          <w:b/>
+        </w:rPr>
+        <w:t>Penting.</w:t>
+      </w:r>
+      <w:r>
+        <w:t xml:space="preserve"> Upload Mission memerlukan UAV yang sudah terhubung (lihat Bab 2). Jika belum terhubung, aplikasi menampilkan pesan </w:t>
+      </w:r>
+      <w:r>
+        <w:rPr>
+          <w:b/>
+        </w:rPr>
+        <w:t>"Vehicle not connected."</w:t>
+      </w:r>
+    </w:p>
+    <w:p>
+      <w:pPr>
+        <w:jc w:val="center"/>
+      </w:pPr>
+      <w:r>
+        <w:drawing>
+          <wp:inline xmlns:a="http://schemas.openxmlformats.org/drawingml/2006/main" xmlns:pic="http://schemas.openxmlformats.org/drawingml/2006/picture">
+            <wp:extent cx="5486400" cy="3429000"/>
+            <wp:docPr id="3" name="Picture 3"/>
+            <wp:cNvGraphicFramePr>
+              <a:graphicFrameLocks noChangeAspect="1"/>
+            </wp:cNvGraphicFramePr>
+            <a:graphic>
+              <a:graphicData uri="http://schemas.openxmlformats.org/drawingml/2006/picture">
+                <pic:pic>
+                  <pic:nvPicPr>
+                    <pic:cNvPr id="0" name="image3.png"/>
+                    <pic:cNvPicPr/>
+                  </pic:nvPicPr>
+                  <pic:blipFill>
+                    <a:blip r:embed="rId11"/>
+                    <a:stretch>
+                      <a:fillRect/>
+                    </a:stretch>
+                  </pic:blipFill>
+                  <pic:spPr>
+                    <a:xfrm>
+                      <a:off x="0" y="0"/>
+                      <a:ext cx="5486400" cy="3429000"/>
+                    </a:xfrm>
+                    <a:prstGeom prst="rect"/>
+                  </pic:spPr>
+                </pic:pic>
+              </a:graphicData>
+            </a:graphic>
+          </wp:inline>
+        </w:drawing>
+      </w:r>
+    </w:p>
+    <w:p>
+      <w:pPr>
+        <w:jc w:val="center"/>
+      </w:pPr>
+      <w:r>
+        <w:rPr>
+          <w:i/>
+          <w:color w:val="555555"/>
+          <w:sz w:val="18"/>
+        </w:rPr>
+        <w:t>Gambar 3. Halaman Peta &amp; Misi dengan 3 waypoint dan geofence 180 m.</w:t>
+      </w:r>
+    </w:p>
+    <w:p/>
+    <w:p>
+      <w:pPr>
+        <w:pStyle w:val="Heading1"/>
+      </w:pPr>
+      <w:r>
+        <w:t>6. Crop Analysis</w:t>
+      </w:r>
+    </w:p>
+    <w:p>
+      <w:r>
+        <w:t>Halaman analisis kesehatan tanaman yang lebih mendalam dibanding ringkasan di Dashboard.</w:t>
+      </w:r>
+    </w:p>
+    <w:p>
+      <w:pPr>
+        <w:pStyle w:val="ListBullet"/>
+      </w:pPr>
+      <w:r>
+        <w:t>Total Detections, Average Confidence, Impact Area (ha), dan High-Priority Count ditampilkan sebagai ringkasan angka.</w:t>
+      </w:r>
+    </w:p>
+    <w:p>
+      <w:pPr>
+        <w:pStyle w:val="ListBullet"/>
+      </w:pPr>
+      <w:r>
+        <w:t>Grafik distribusi kesehatan dengan empat batang: Healthy, Stress, Disease, Pest.</w:t>
+      </w:r>
+    </w:p>
+    <w:p>
+      <w:pPr>
+        <w:pStyle w:val="ListBullet"/>
+      </w:pPr>
+      <w:r>
+        <w:t>Teks rekomendasi otomatis berdasarkan hasil deteksi terbaru.</w:t>
+      </w:r>
+    </w:p>
+    <w:p>
+      <w:pPr>
+        <w:pStyle w:val="ListBullet"/>
+      </w:pPr>
+      <w:r>
+        <w:t>Daftar Priority Zones — area yang perlu ditindaklanjuti lebih dulu.</w:t>
+      </w:r>
+    </w:p>
+    <w:p>
+      <w:pPr>
+        <w:pStyle w:val="ListBullet"/>
+      </w:pPr>
+      <w:r>
+        <w:t>Browse Image untuk memuat foto lahan, lalu Run Analysis untuk menjalankan deteksi pada gambar tersebut.</w:t>
+      </w:r>
+    </w:p>
+    <w:p>
+      <w:pPr>
+        <w:pStyle w:val="ListBullet"/>
+      </w:pPr>
+      <w:r>
+        <w:t>Export JSON dan Export CSV untuk hasil analisis.</w:t>
+      </w:r>
+    </w:p>
+    <w:p>
+      <w:pPr>
+        <w:pStyle w:val="ListBullet"/>
+      </w:pPr>
+      <w:r>
+        <w:t>Fitur Validate untuk membandingkan hasil deteksi dengan data ground-truth kelembapan tanah di lapangan.</w:t>
+      </w:r>
+    </w:p>
+    <w:p>
+      <w:pPr>
+        <w:jc w:val="center"/>
+      </w:pPr>
+      <w:r>
+        <w:drawing>
+          <wp:inline xmlns:a="http://schemas.openxmlformats.org/drawingml/2006/main" xmlns:pic="http://schemas.openxmlformats.org/drawingml/2006/picture">
+            <wp:extent cx="5486400" cy="3429000"/>
+            <wp:docPr id="4" name="Picture 4"/>
+            <wp:cNvGraphicFramePr>
+              <a:graphicFrameLocks noChangeAspect="1"/>
+            </wp:cNvGraphicFramePr>
+            <a:graphic>
+              <a:graphicData uri="http://schemas.openxmlformats.org/drawingml/2006/picture">
+                <pic:pic>
+                  <pic:nvPicPr>
+                    <pic:cNvPr id="0" name="image4.png"/>
+                    <pic:cNvPicPr/>
+                  </pic:nvPicPr>
+                  <pic:blipFill>
+                    <a:blip r:embed="rId12"/>
+                    <a:stretch>
+                      <a:fillRect/>
+                    </a:stretch>
+                  </pic:blipFill>
+                  <pic:spPr>
+                    <a:xfrm>
+                      <a:off x="0" y="0"/>
+                      <a:ext cx="5486400" cy="3429000"/>
+                    </a:xfrm>
+                    <a:prstGeom prst="rect"/>
+                  </pic:spPr>
+                </pic:pic>
+              </a:graphicData>
+            </a:graphic>
+          </wp:inline>
+        </w:drawing>
+      </w:r>
+    </w:p>
+    <w:p>
+      <w:pPr>
+        <w:jc w:val="center"/>
+      </w:pPr>
+      <w:r>
+        <w:rPr>
+          <w:i/>
+          <w:color w:val="555555"/>
+          <w:sz w:val="18"/>
+        </w:rPr>
+        <w:t>Gambar 4. Halaman Crop Analysis dengan hasil analisis citra UAV.</w:t>
+      </w:r>
+    </w:p>
+    <w:p/>
+    <w:p>
+      <w:pPr>
+        <w:pStyle w:val="Heading1"/>
+      </w:pPr>
+      <w:r>
+        <w:t>7. Edge Mode</w:t>
+      </w:r>
+    </w:p>
+    <w:p>
+      <w:r>
+        <w:t>Halaman untuk mengatur performa inferensi AI langsung di perangkat.</w:t>
+      </w:r>
+    </w:p>
+    <w:p>
+      <w:pPr>
+        <w:pStyle w:val="ListBullet"/>
+      </w:pPr>
+      <w:r>
+        <w:t>Toggle YOLO, Vegetation Overlay, IMU Overlay, dan INT8 Quantization.</w:t>
+      </w:r>
+    </w:p>
+    <w:p>
+      <w:pPr>
+        <w:pStyle w:val="ListBullet"/>
+      </w:pPr>
+      <w:r>
+        <w:t>Slider Confidence Threshold dan NMS Threshold.</w:t>
+      </w:r>
+    </w:p>
+    <w:p>
+      <w:pPr>
+        <w:pStyle w:val="ListBullet"/>
+      </w:pPr>
+      <w:r>
+        <w:t>Model Picker — tombol Browse Model untuk memilih file .onnx, lalu Apply Model untuk menerapkannya.</w:t>
+      </w:r>
+    </w:p>
+    <w:p>
+      <w:r>
+        <w:rPr>
+          <w:b/>
+        </w:rPr>
+        <w:t>Catatan.</w:t>
+      </w:r>
+      <w:r>
+        <w:t xml:space="preserve"> Angka FPS/latency yang ditampilkan per mode (mis. "30–60 FPS" untuk CUDA) adalah estimasi tetap per jenis perangkat, bukan hasil pengukuran langsung — gunakan sebagai indikasi kasar, bukan benchmark real-time.</w:t>
+      </w:r>
+    </w:p>
+    <w:p>
+      <w:pPr>
+        <w:jc w:val="center"/>
+      </w:pPr>
+      <w:r>
+        <w:drawing>
+          <wp:inline xmlns:a="http://schemas.openxmlformats.org/drawingml/2006/main" xmlns:pic="http://schemas.openxmlformats.org/drawingml/2006/picture">
+            <wp:extent cx="5486400" cy="3429000"/>
+            <wp:docPr id="5" name="Picture 5"/>
+            <wp:cNvGraphicFramePr>
+              <a:graphicFrameLocks noChangeAspect="1"/>
+            </wp:cNvGraphicFramePr>
+            <a:graphic>
+              <a:graphicData uri="http://schemas.openxmlformats.org/drawingml/2006/picture">
+                <pic:pic>
+                  <pic:nvPicPr>
+                    <pic:cNvPr id="0" name="image5.png"/>
+                    <pic:cNvPicPr/>
+                  </pic:nvPicPr>
+                  <pic:blipFill>
+                    <a:blip r:embed="rId13"/>
+                    <a:stretch>
+                      <a:fillRect/>
+                    </a:stretch>
+                  </pic:blipFill>
+                  <pic:spPr>
+                    <a:xfrm>
+                      <a:off x="0" y="0"/>
+                      <a:ext cx="5486400" cy="3429000"/>
+                    </a:xfrm>
+                    <a:prstGeom prst="rect"/>
+                  </pic:spPr>
+                </pic:pic>
+              </a:graphicData>
+            </a:graphic>
+          </wp:inline>
+        </w:drawing>
+      </w:r>
+    </w:p>
+    <w:p>
+      <w:pPr>
+        <w:jc w:val="center"/>
+      </w:pPr>
+      <w:r>
+        <w:rPr>
+          <w:i/>
+          <w:color w:val="555555"/>
+          <w:sz w:val="18"/>
+        </w:rPr>
+        <w:t>Gambar 5. Halaman Edge Mode dengan konfigurasi model dan runtime.</w:t>
+      </w:r>
+    </w:p>
+    <w:p/>
+    <w:p>
+      <w:pPr>
+        <w:pStyle w:val="Heading1"/>
+      </w:pPr>
+      <w:r>
+        <w:t>8. AI Settings</w:t>
+      </w:r>
+    </w:p>
+    <w:p>
+      <w:r>
+        <w:t>Halaman konfigurasi AI yang paling lengkap di aplikasi.</w:t>
+      </w:r>
+    </w:p>
+    <w:p>
+      <w:pPr>
+        <w:pStyle w:val="Heading2"/>
+      </w:pPr>
+      <w:r>
+        <w:t>Vision Runtime</w:t>
+      </w:r>
+    </w:p>
+    <w:p>
+      <w:r>
+        <w:t xml:space="preserve">Bagian ini mengatur runtime YOLO secara langsung: path file model dan file kelas, serta ambang </w:t>
+      </w:r>
+      <w:r>
+        <w:rPr>
+          <w:b/>
+        </w:rPr>
+        <w:t>confidence</w:t>
+      </w:r>
+      <w:r>
+        <w:t xml:space="preserve"> dan </w:t>
+      </w:r>
+      <w:r>
+        <w:rPr>
+          <w:b/>
+        </w:rPr>
+        <w:t>NMS</w:t>
+      </w:r>
+      <w:r>
+        <w:t xml:space="preserve"> — perubahan di sini benar-benar mengonfigurasi ulang runtime deteksi yang sedang berjalan.</w:t>
+      </w:r>
+    </w:p>
+    <w:p>
+      <w:pPr>
+        <w:jc w:val="center"/>
+      </w:pPr>
+      <w:r>
+        <w:drawing>
+          <wp:inline xmlns:a="http://schemas.openxmlformats.org/drawingml/2006/main" xmlns:pic="http://schemas.openxmlformats.org/drawingml/2006/picture">
+            <wp:extent cx="5486400" cy="3429000"/>
+            <wp:docPr id="6" name="Picture 6"/>
+            <wp:cNvGraphicFramePr>
+              <a:graphicFrameLocks noChangeAspect="1"/>
+            </wp:cNvGraphicFramePr>
+            <a:graphic>
+              <a:graphicData uri="http://schemas.openxmlformats.org/drawingml/2006/picture">
+                <pic:pic>
+                  <pic:nvPicPr>
+                    <pic:cNvPr id="0" name="image6.png"/>
+                    <pic:cNvPicPr/>
+                  </pic:nvPicPr>
+                  <pic:blipFill>
+                    <a:blip r:embed="rId14"/>
+                    <a:stretch>
+                      <a:fillRect/>
+                    </a:stretch>
+                  </pic:blipFill>
+                  <pic:spPr>
+                    <a:xfrm>
+                      <a:off x="0" y="0"/>
+                      <a:ext cx="5486400" cy="3429000"/>
+                    </a:xfrm>
+                    <a:prstGeom prst="rect"/>
+                  </pic:spPr>
+                </pic:pic>
+              </a:graphicData>
+            </a:graphic>
+          </wp:inline>
+        </w:drawing>
+      </w:r>
+    </w:p>
+    <w:p>
+      <w:pPr>
+        <w:jc w:val="center"/>
+      </w:pPr>
+      <w:r>
+        <w:rPr>
+          <w:i/>
+          <w:color w:val="555555"/>
+          <w:sz w:val="18"/>
+        </w:rPr>
+        <w:t>Gambar 6. Halaman AI Settings — Vision Runtime.</w:t>
+      </w:r>
+    </w:p>
+    <w:p/>
+    <w:p>
+      <w:pPr>
+        <w:pStyle w:val="Heading1"/>
+      </w:pPr>
+      <w:r>
+        <w:t>9. Reports</w:t>
+      </w:r>
+    </w:p>
+    <w:p>
+      <w:r>
+        <w:t>Halaman daftar misi dan detail hasil panen.</w:t>
+      </w:r>
+    </w:p>
+    <w:p>
+      <w:pPr>
+        <w:pStyle w:val="ListBullet"/>
+      </w:pPr>
+      <w:r>
+        <w:t>Daftar misi ditampilkan di sisi kiri; enam contoh misi berlabel "DEMO" disediakan sebagai data sampel, sementara laporan asli dimuat dari riwayat penerbangan sungguhan.</w:t>
+      </w:r>
+    </w:p>
+    <w:p>
+      <w:pPr>
+        <w:pStyle w:val="ListBullet"/>
+      </w:pPr>
+      <w:r>
+        <w:t>Klik satu misi untuk membuka detail hasilnya.</w:t>
+      </w:r>
+    </w:p>
+    <w:p>
+      <w:pPr>
+        <w:pStyle w:val="ListBullet"/>
+      </w:pPr>
+      <w:r>
+        <w:t>Tombol Export PDF, Export CSV, Export JSON — berfungsi penuh dan menghasilkan file laporan.</w:t>
+      </w:r>
+    </w:p>
+    <w:p>
+      <w:pPr>
+        <w:pStyle w:val="ListBullet"/>
+      </w:pPr>
+      <w:r>
+        <w:t>Tombol Share dan Send to Cooperative tersedia di halaman ini, namun saat ini hanya menampilkan notifikasi berhasil tanpa benar-benar mengirim data — anggap sebagai pratinjau fitur yang belum final.</w:t>
+      </w:r>
+    </w:p>
+    <w:p>
+      <w:pPr>
+        <w:pStyle w:val="ListBullet"/>
+      </w:pPr>
+      <w:r>
+        <w:t>Log penerbangan (Tlog) ditulis otomatis di latar belakang selama misi berjalan dan path file-nya ditampilkan sebagai referensi pada detail misi.</w:t>
+      </w:r>
+    </w:p>
+    <w:p>
+      <w:pPr>
+        <w:jc w:val="center"/>
+      </w:pPr>
+      <w:r>
+        <w:drawing>
+          <wp:inline xmlns:a="http://schemas.openxmlformats.org/drawingml/2006/main" xmlns:pic="http://schemas.openxmlformats.org/drawingml/2006/picture">
+            <wp:extent cx="5486400" cy="3429000"/>
+            <wp:docPr id="7" name="Picture 7"/>
+            <wp:cNvGraphicFramePr>
+              <a:graphicFrameLocks noChangeAspect="1"/>
+            </wp:cNvGraphicFramePr>
+            <a:graphic>
+              <a:graphicData uri="http://schemas.openxmlformats.org/drawingml/2006/picture">
+                <pic:pic>
+                  <pic:nvPicPr>
+                    <pic:cNvPr id="0" name="image7.png"/>
+                    <pic:cNvPicPr/>
+                  </pic:nvPicPr>
+                  <pic:blipFill>
+                    <a:blip r:embed="rId15"/>
+                    <a:stretch>
+                      <a:fillRect/>
+                    </a:stretch>
+                  </pic:blipFill>
+                  <pic:spPr>
+                    <a:xfrm>
+                      <a:off x="0" y="0"/>
+                      <a:ext cx="5486400" cy="3429000"/>
+                    </a:xfrm>
+                    <a:prstGeom prst="rect"/>
+                  </pic:spPr>
+                </pic:pic>
+              </a:graphicData>
+            </a:graphic>
+          </wp:inline>
+        </w:drawing>
+      </w:r>
+    </w:p>
+    <w:p>
+      <w:pPr>
+        <w:jc w:val="center"/>
+      </w:pPr>
+      <w:r>
+        <w:rPr>
+          <w:i/>
+          <w:color w:val="555555"/>
+          <w:sz w:val="18"/>
+        </w:rPr>
+        <w:t>Gambar 7. Halaman Reports — detail satu misi beserta log Tlog dan geofence alert.</w:t>
+      </w:r>
+    </w:p>
+    <w:p/>
+    <w:p>
+      <w:pPr>
+        <w:pStyle w:val="Heading1"/>
+      </w:pPr>
+      <w:r>
+        <w:t>10. Indikator Status YOLO</w:t>
+      </w:r>
+    </w:p>
+    <w:p>
+      <w:r>
+        <w:t>Di bagian bawah sidebar terdapat indikator kecil yang menampilkan salah satu dari tiga status:</w:t>
+      </w:r>
+    </w:p>
+    <w:p>
+      <w:pPr>
+        <w:pStyle w:val="ListBullet"/>
+      </w:pPr>
+      <w:r>
+        <w:t>Yolo Off — deteksi AI dimatikan.</w:t>
+      </w:r>
+    </w:p>
+    <w:p>
+      <w:pPr>
+        <w:pStyle w:val="ListBullet"/>
+      </w:pPr>
+      <w:r>
+        <w:t>Yolo Active — model berjalan normal.</w:t>
+      </w:r>
+    </w:p>
+    <w:p>
+      <w:pPr>
+        <w:pStyle w:val="ListBullet"/>
+      </w:pPr>
+      <w:r>
+        <w:t>Yolo Fallback — runtime utama tidak siap dan sistem beralih ke mode cadangan.</w:t>
+      </w:r>
+    </w:p>
+    <w:p>
+      <w:r>
+        <w:rPr>
+          <w:b/>
+        </w:rPr>
+        <w:t>Ketuk indikator ini kapan saja untuk mengaktifkan/menonaktifkan YOLO</w:t>
+      </w:r>
+      <w:r>
+        <w:t xml:space="preserve"> tanpa harus membuka halaman AI Settings atau Edge Mode.</w:t>
+      </w:r>
+    </w:p>
+    <w:p>
+      <w:pPr>
+        <w:pStyle w:val="Heading1"/>
+      </w:pPr>
+      <w:r>
+        <w:t>11. Pemecahan Masalah</w:t>
+      </w:r>
+    </w:p>
+    <w:tbl>
+      <w:tblPr>
+        <w:tblStyle w:val="LightGrid-Accent1"/>
+        <w:tblW w:type="auto" w:w="0"/>
+        <w:tblLook w:firstColumn="1" w:firstRow="1" w:lastColumn="0" w:lastRow="0" w:noHBand="0" w:noVBand="1" w:val="04A0"/>
+      </w:tblPr>
+      <w:tblGrid>
+        <w:gridCol w:w="4703"/>
+        <w:gridCol w:w="4703"/>
+      </w:tblGrid>
+      <w:tr>
+        <w:tc>
+          <w:tcPr>
+            <w:tcW w:type="dxa" w:w="4703"/>
           </w:tcPr>
           <w:p>
             <w:r>
               <w:rPr>
-                <w:sz w:val="20"/>
+                <w:b/>
               </w:rPr>
-              <w:t>NVIDIA CUDA (RTX 3050+)</w:t>
+              <w:t>Gejala</w:t>
+            </w:r>
+          </w:p>
+        </w:tc>
+        <w:tc>
+          <w:tcPr>
+            <w:tcW w:type="dxa" w:w="4703"/>
+          </w:tcPr>
+          <w:p>
+            <w:r>
+              <w:rPr>
+                <w:b/>
+              </w:rPr>
+              <w:t>Langkah Pemeriksaan</w:t>
             </w:r>
           </w:p>
         </w:tc>
@@ -395,40 +1740,21 @@
       <w:tr>
         <w:tc>
           <w:tcPr>
-            <w:tcW w:type="dxa" w:w="2268"/>
+            <w:tcW w:type="dxa" w:w="4703"/>
           </w:tcPr>
           <w:p>
             <w:r>
-              <w:rPr>
-                <w:sz w:val="20"/>
-              </w:rPr>
-              <w:t>Storage</w:t>
+              <w:t>Tidak bisa Connect</w:t>
             </w:r>
           </w:p>
         </w:tc>
         <w:tc>
           <w:tcPr>
-            <w:tcW w:type="dxa" w:w="2835"/>
+            <w:tcW w:type="dxa" w:w="4703"/>
           </w:tcPr>
           <w:p>
             <w:r>
-              <w:rPr>
-                <w:sz w:val="20"/>
-              </w:rPr>
-              <w:t>10 GB bebas</w:t>
-            </w:r>
-          </w:p>
-        </w:tc>
-        <w:tc>
-          <w:tcPr>
-            <w:tcW w:type="dxa" w:w="2835"/>
-          </w:tcPr>
-          <w:p>
-            <w:r>
-              <w:rPr>
-                <w:sz w:val="20"/>
-              </w:rPr>
-              <w:t>20 GB bebas</w:t>
+              <w:t>Periksa jenis koneksi (UDP/TCP/Serial) dan alamat/port yang diisi; pastikan UAV menyala dan kabel/telemetry radio terpasang benar.</w:t>
             </w:r>
           </w:p>
         </w:tc>
@@ -436,210 +1762,21 @@
       <w:tr>
         <w:tc>
           <w:tcPr>
-            <w:tcW w:type="dxa" w:w="2268"/>
+            <w:tcW w:type="dxa" w:w="4703"/>
           </w:tcPr>
           <w:p>
             <w:r>
-              <w:rPr>
-                <w:sz w:val="20"/>
-              </w:rPr>
-              <w:t>OS</w:t>
+              <w:t>Upload Mission gagal, muncul "Vehicle not connected"</w:t>
             </w:r>
           </w:p>
         </w:tc>
         <w:tc>
           <w:tcPr>
-            <w:tcW w:type="dxa" w:w="2835"/>
+            <w:tcW w:type="dxa" w:w="4703"/>
           </w:tcPr>
           <w:p>
             <w:r>
-              <w:rPr>
-                <w:sz w:val="20"/>
-              </w:rPr>
-              <w:t>Linux / Windows 10+</w:t>
-            </w:r>
-          </w:p>
-        </w:tc>
-        <w:tc>
-          <w:tcPr>
-            <w:tcW w:type="dxa" w:w="2835"/>
-          </w:tcPr>
-          <w:p>
-            <w:r>
-              <w:rPr>
-                <w:sz w:val="20"/>
-              </w:rPr>
-              <w:t>Ubuntu 22.04 / Windows 11</w:t>
-            </w:r>
-          </w:p>
-        </w:tc>
-      </w:tr>
-    </w:tbl>
-    <w:p/>
-    <w:p>
-      <w:pPr>
-        <w:pStyle w:val="Heading2"/>
-      </w:pPr>
-      <w:r>
-        <w:t>2.2 Software yang Dibutuhkan</w:t>
-      </w:r>
-    </w:p>
-    <w:p>
-      <w:r>
-        <w:rPr>
-          <w:b/>
-          <w:sz w:val="22"/>
-        </w:rPr>
-        <w:t>Untuk GCS (.NET):</w:t>
-      </w:r>
-    </w:p>
-    <w:p>
-      <w:pPr>
-        <w:pStyle w:val="ListBullet"/>
-        <w:ind w:left="0"/>
-      </w:pPr>
-      <w:r>
-        <w:t>.NET 9 SDK</w:t>
-      </w:r>
-    </w:p>
-    <w:p>
-      <w:pPr>
-        <w:pStyle w:val="ListBullet"/>
-        <w:ind w:left="0"/>
-      </w:pPr>
-      <w:r>
-        <w:t>Uno Platform SDK</w:t>
-      </w:r>
-    </w:p>
-    <w:p>
-      <w:pPr>
-        <w:pStyle w:val="ListBullet"/>
-        <w:ind w:left="0"/>
-      </w:pPr>
-      <w:r>
-        <w:t>Android SDK (jika target Android)</w:t>
-      </w:r>
-    </w:p>
-    <w:p>
-      <w:r>
-        <w:rPr>
-          <w:b/>
-          <w:sz w:val="22"/>
-        </w:rPr>
-        <w:t>Untuk deteksi Python (virtual environment .venv-yolo):</w:t>
-      </w:r>
-    </w:p>
-    <w:p>
-      <w:pPr>
-        <w:pStyle w:val="ListBullet"/>
-        <w:ind w:left="0"/>
-      </w:pPr>
-      <w:r>
-        <w:t>Python 3.10+</w:t>
-      </w:r>
-    </w:p>
-    <w:p>
-      <w:pPr>
-        <w:pStyle w:val="ListBullet"/>
-        <w:ind w:left="0"/>
-      </w:pPr>
-      <w:r>
-        <w:t>ultralytics (YOLOv8)</w:t>
-      </w:r>
-    </w:p>
-    <w:p>
-      <w:pPr>
-        <w:pStyle w:val="ListBullet"/>
-        <w:ind w:left="0"/>
-      </w:pPr>
-      <w:r>
-        <w:t>opencv-python</w:t>
-      </w:r>
-    </w:p>
-    <w:p>
-      <w:pPr>
-        <w:pStyle w:val="ListBullet"/>
-        <w:ind w:left="0"/>
-      </w:pPr>
-      <w:r>
-        <w:t>numpy</w:t>
-      </w:r>
-    </w:p>
-    <w:p>
-      <w:pPr>
-        <w:pStyle w:val="ListBullet"/>
-        <w:ind w:left="0"/>
-      </w:pPr>
-      <w:r>
-        <w:t>onnxruntime atau onnxruntime-gpu</w:t>
-      </w:r>
-    </w:p>
-    <w:p>
-      <w:pPr>
-        <w:pStyle w:val="ListBullet"/>
-        <w:ind w:left="0"/>
-      </w:pPr>
-      <w:r>
-        <w:t>ffmpeg (untuk re-encode video output)</w:t>
-      </w:r>
-    </w:p>
-    <w:p>
-      <w:pPr>
-        <w:pStyle w:val="Heading2"/>
-      </w:pPr>
-      <w:r>
-        <w:t>2.3 File Model yang Dibutuhkan</w:t>
-      </w:r>
-    </w:p>
-    <w:p>
-      <w:r>
-        <w:rPr>
-          <w:b w:val="0"/>
-          <w:sz w:val="22"/>
-        </w:rPr>
-        <w:t>Lokasi: Pigeon_Harvest/HarvestmoonGCS/Assets/models/</w:t>
-      </w:r>
-    </w:p>
-    <w:tbl>
-      <w:tblPr>
-        <w:tblStyle w:val="TableGrid"/>
-        <w:tblW w:type="auto" w:w="0"/>
-        <w:tblLook w:firstColumn="1" w:firstRow="1" w:lastColumn="0" w:lastRow="0" w:noHBand="0" w:noVBand="1" w:val="04A0"/>
-      </w:tblPr>
-      <w:tblGrid>
-        <w:gridCol w:w="4561"/>
-        <w:gridCol w:w="4561"/>
-      </w:tblGrid>
-      <w:tr>
-        <w:tc>
-          <w:tcPr>
-            <w:tcW w:type="dxa" w:w="4535"/>
-            <w:shd w:fill="2E7D32" w:color="FFFFFF" w:val="clear"/>
-          </w:tcPr>
-          <w:p>
-            <w:r>
-              <w:rPr>
-                <w:b/>
-                <w:color w:val="FFFFFF"/>
-                <w:sz w:val="20"/>
-              </w:rPr>
-              <w:t>File</w:t>
-            </w:r>
-          </w:p>
-        </w:tc>
-        <w:tc>
-          <w:tcPr>
-            <w:tcW w:type="dxa" w:w="4535"/>
-            <w:shd w:fill="2E7D32" w:color="FFFFFF" w:val="clear"/>
-          </w:tcPr>
-          <w:p>
-            <w:r>
-              <w:rPr>
-                <w:b/>
-                <w:color w:val="FFFFFF"/>
-                <w:sz w:val="20"/>
-              </w:rPr>
-              <w:t>Fungsi</w:t>
+              <w:t>Sambungkan UAV terlebih dahulu lewat Connect Dialog sebelum membuka Peta &amp; Misi.</w:t>
             </w:r>
           </w:p>
         </w:tc>
@@ -647,27 +1784,21 @@
       <w:tr>
         <w:tc>
           <w:tcPr>
-            <w:tcW w:type="dxa" w:w="4535"/>
+            <w:tcW w:type="dxa" w:w="4703"/>
           </w:tcPr>
           <w:p>
             <w:r>
-              <w:rPr>
-                <w:sz w:val="20"/>
-              </w:rPr>
-              <w:t>moonharvest-health-cls.onnx</w:t>
+              <w:t>Video kamera tidak muncul</w:t>
             </w:r>
           </w:p>
         </w:tc>
         <w:tc>
           <w:tcPr>
-            <w:tcW w:type="dxa" w:w="4535"/>
+            <w:tcW w:type="dxa" w:w="4703"/>
           </w:tcPr>
           <w:p>
             <w:r>
-              <w:rPr>
-                <w:sz w:val="20"/>
-              </w:rPr>
-              <w:t>Classifier utama (FP32)</w:t>
+              <w:t>Periksa tab sumber yang dipilih di halaman Camera (Local/RTSP/Video File/Python Bridge) sesuai perangkat yang tersedia.</w:t>
             </w:r>
           </w:p>
         </w:tc>
@@ -675,27 +1806,21 @@
       <w:tr>
         <w:tc>
           <w:tcPr>
-            <w:tcW w:type="dxa" w:w="4535"/>
+            <w:tcW w:type="dxa" w:w="4703"/>
           </w:tcPr>
           <w:p>
             <w:r>
-              <w:rPr>
-                <w:sz w:val="20"/>
-              </w:rPr>
-              <w:t>moonharvest-health-cls-int8.onnx</w:t>
+              <w:t>Deteksi AI tidak berjalan</w:t>
             </w:r>
           </w:p>
         </w:tc>
         <w:tc>
           <w:tcPr>
-            <w:tcW w:type="dxa" w:w="4535"/>
+            <w:tcW w:type="dxa" w:w="4703"/>
           </w:tcPr>
           <w:p>
             <w:r>
-              <w:rPr>
-                <w:sz w:val="20"/>
-              </w:rPr>
-              <w:t>Classifier INT8 (lebih cepat)</w:t>
+              <w:t>Cek indikator status di bawah sidebar — jika menunjukkan "Yolo Off", ketuk untuk mengaktifkan; jika "Yolo Fallback", periksa pengaturan model di Edge Mode / AI Settings.</w:t>
             </w:r>
           </w:p>
         </w:tc>
@@ -703,55 +1828,21 @@
       <w:tr>
         <w:tc>
           <w:tcPr>
-            <w:tcW w:type="dxa" w:w="4535"/>
+            <w:tcW w:type="dxa" w:w="4703"/>
           </w:tcPr>
           <w:p>
             <w:r>
-              <w:rPr>
-                <w:sz w:val="20"/>
-              </w:rPr>
-              <w:t>moonharvest-uav-det.onnx</w:t>
+              <w:t>Share / Send to Cooperative di Reports tidak mengirim apa pun</w:t>
             </w:r>
           </w:p>
         </w:tc>
         <w:tc>
           <w:tcPr>
-            <w:tcW w:type="dxa" w:w="4535"/>
+            <w:tcW w:type="dxa" w:w="4703"/>
           </w:tcPr>
           <w:p>
             <w:r>
-              <w:rPr>
-                <w:sz w:val="20"/>
-              </w:rPr>
-              <w:t>Detektor UAV (FP32)</w:t>
-            </w:r>
-          </w:p>
-        </w:tc>
-      </w:tr>
-      <w:tr>
-        <w:tc>
-          <w:tcPr>
-            <w:tcW w:type="dxa" w:w="4535"/>
-          </w:tcPr>
-          <w:p>
-            <w:r>
-              <w:rPr>
-                <w:sz w:val="20"/>
-              </w:rPr>
-              <w:t>moonharvest-uav-det-int8.onnx</w:t>
-            </w:r>
-          </w:p>
-        </w:tc>
-        <w:tc>
-          <w:tcPr>
-            <w:tcW w:type="dxa" w:w="4535"/>
-          </w:tcPr>
-          <w:p>
-            <w:r>
-              <w:rPr>
-                <w:sz w:val="20"/>
-              </w:rPr>
-              <w:t>Detektor UAV INT8</w:t>
+              <w:t>Fitur ini masih berupa pratinjau — gunakan Export PDF/CSV/JSON untuk mendapatkan file laporan sungguhan.</w:t>
             </w:r>
           </w:p>
         </w:tc>
@@ -762,806 +1853,43 @@
         <w:pStyle w:val="Heading1"/>
       </w:pPr>
       <w:r>
-        <w:t>3. Instalasi &amp; Setup</w:t>
-      </w:r>
-    </w:p>
-    <w:p>
-      <w:pPr>
-        <w:pStyle w:val="Heading2"/>
-      </w:pPr>
-      <w:r>
-        <w:t>3.1 Setup Python Environment</w:t>
-      </w:r>
-    </w:p>
-    <w:p>
-      <w:pPr>
-        <w:ind w:left="432"/>
-      </w:pPr>
-      <w:r>
-        <w:rPr>
-          <w:rFonts w:ascii="Courier New" w:hAnsi="Courier New"/>
-          <w:color w:val="236A23"/>
-          <w:sz w:val="18"/>
-        </w:rPr>
-        <w:t># Masuk ke folder proyek</w:t>
-      </w:r>
-    </w:p>
-    <w:p>
-      <w:pPr>
-        <w:ind w:left="432"/>
-      </w:pPr>
-      <w:r>
-        <w:rPr>
-          <w:rFonts w:ascii="Courier New" w:hAnsi="Courier New"/>
-          <w:color w:val="236A23"/>
-          <w:sz w:val="18"/>
-        </w:rPr>
-        <w:t>cd /home/fawwazfa/Program/Harvestmoon/Pigeon_Harvest</w:t>
-      </w:r>
-    </w:p>
-    <w:p>
-      <w:pPr>
-        <w:ind w:left="432"/>
-      </w:pPr>
-      <w:r>
-        <w:rPr>
-          <w:rFonts w:ascii="Courier New" w:hAnsi="Courier New"/>
-          <w:color w:val="236A23"/>
-          <w:sz w:val="18"/>
-        </w:rPr>
-      </w:r>
-    </w:p>
-    <w:p>
-      <w:pPr>
-        <w:ind w:left="432"/>
-      </w:pPr>
-      <w:r>
-        <w:rPr>
-          <w:rFonts w:ascii="Courier New" w:hAnsi="Courier New"/>
-          <w:color w:val="236A23"/>
-          <w:sz w:val="18"/>
-        </w:rPr>
-        <w:t># Buat virtual environment</w:t>
-      </w:r>
-    </w:p>
-    <w:p>
-      <w:pPr>
-        <w:ind w:left="432"/>
-      </w:pPr>
-      <w:r>
-        <w:rPr>
-          <w:rFonts w:ascii="Courier New" w:hAnsi="Courier New"/>
-          <w:color w:val="236A23"/>
-          <w:sz w:val="18"/>
-        </w:rPr>
-        <w:t>python3 -m venv .venv-yolo</w:t>
-      </w:r>
-    </w:p>
-    <w:p>
-      <w:pPr>
-        <w:ind w:left="432"/>
-      </w:pPr>
-      <w:r>
-        <w:rPr>
-          <w:rFonts w:ascii="Courier New" w:hAnsi="Courier New"/>
-          <w:color w:val="236A23"/>
-          <w:sz w:val="18"/>
-        </w:rPr>
-        <w:t>source .venv-yolo/bin/activate</w:t>
-      </w:r>
-    </w:p>
-    <w:p>
-      <w:pPr>
-        <w:ind w:left="432"/>
-      </w:pPr>
-      <w:r>
-        <w:rPr>
-          <w:rFonts w:ascii="Courier New" w:hAnsi="Courier New"/>
-          <w:color w:val="236A23"/>
-          <w:sz w:val="18"/>
-        </w:rPr>
-      </w:r>
-    </w:p>
-    <w:p>
-      <w:pPr>
-        <w:ind w:left="432"/>
-      </w:pPr>
-      <w:r>
-        <w:rPr>
-          <w:rFonts w:ascii="Courier New" w:hAnsi="Courier New"/>
-          <w:color w:val="236A23"/>
-          <w:sz w:val="18"/>
-        </w:rPr>
-        <w:t># Install dependencies</w:t>
-      </w:r>
-    </w:p>
-    <w:p>
-      <w:pPr>
-        <w:ind w:left="432"/>
-      </w:pPr>
-      <w:r>
-        <w:rPr>
-          <w:rFonts w:ascii="Courier New" w:hAnsi="Courier New"/>
-          <w:color w:val="236A23"/>
-          <w:sz w:val="18"/>
-        </w:rPr>
-        <w:t>pip install ultralytics opencv-python numpy onnxruntime</w:t>
-      </w:r>
-    </w:p>
-    <w:p>
-      <w:pPr>
-        <w:ind w:left="432"/>
-      </w:pPr>
-      <w:r>
-        <w:rPr>
-          <w:rFonts w:ascii="Courier New" w:hAnsi="Courier New"/>
-          <w:color w:val="236A23"/>
-          <w:sz w:val="18"/>
-        </w:rPr>
-        <w:t># Jika punya GPU NVIDIA:</w:t>
-      </w:r>
-    </w:p>
-    <w:p>
-      <w:pPr>
-        <w:ind w:left="432"/>
-      </w:pPr>
-      <w:r>
-        <w:rPr>
-          <w:rFonts w:ascii="Courier New" w:hAnsi="Courier New"/>
-          <w:color w:val="236A23"/>
-          <w:sz w:val="18"/>
-        </w:rPr>
-        <w:t># pip install onnxruntime-gpu</w:t>
-      </w:r>
-    </w:p>
-    <w:p>
-      <w:pPr>
-        <w:ind w:left="432"/>
-      </w:pPr>
-      <w:r>
-        <w:rPr>
-          <w:rFonts w:ascii="Courier New" w:hAnsi="Courier New"/>
-          <w:color w:val="236A23"/>
-          <w:sz w:val="18"/>
-        </w:rPr>
-      </w:r>
-    </w:p>
-    <w:p>
-      <w:pPr>
-        <w:ind w:left="432"/>
-      </w:pPr>
-      <w:r>
-        <w:rPr>
-          <w:rFonts w:ascii="Courier New" w:hAnsi="Courier New"/>
-          <w:color w:val="236A23"/>
-          <w:sz w:val="18"/>
-        </w:rPr>
-        <w:t># Verifikasi</w:t>
-      </w:r>
-    </w:p>
-    <w:p>
-      <w:pPr>
-        <w:ind w:left="432"/>
-      </w:pPr>
-      <w:r>
-        <w:rPr>
-          <w:rFonts w:ascii="Courier New" w:hAnsi="Courier New"/>
-          <w:color w:val="236A23"/>
-          <w:sz w:val="18"/>
-        </w:rPr>
-        <w:t>python3 -c "import cv2; import ultralytics; print('OK')"</w:t>
-      </w:r>
-    </w:p>
-    <w:p>
-      <w:pPr>
-        <w:pStyle w:val="Heading2"/>
-      </w:pPr>
-      <w:r>
-        <w:t>3.2 Build GCS (.NET)</w:t>
-      </w:r>
-    </w:p>
-    <w:p>
-      <w:pPr>
-        <w:ind w:left="432"/>
-      </w:pPr>
-      <w:r>
-        <w:rPr>
-          <w:rFonts w:ascii="Courier New" w:hAnsi="Courier New"/>
-          <w:color w:val="236A23"/>
-          <w:sz w:val="18"/>
-        </w:rPr>
-        <w:t>cd /home/fawwazfa/Program/Harvestmoon/Pigeon_Harvest</w:t>
-      </w:r>
-    </w:p>
-    <w:p>
-      <w:pPr>
-        <w:ind w:left="432"/>
-      </w:pPr>
-      <w:r>
-        <w:rPr>
-          <w:rFonts w:ascii="Courier New" w:hAnsi="Courier New"/>
-          <w:color w:val="236A23"/>
-          <w:sz w:val="18"/>
-        </w:rPr>
-      </w:r>
-    </w:p>
-    <w:p>
-      <w:pPr>
-        <w:ind w:left="432"/>
-      </w:pPr>
-      <w:r>
-        <w:rPr>
-          <w:rFonts w:ascii="Courier New" w:hAnsi="Courier New"/>
-          <w:color w:val="236A23"/>
-          <w:sz w:val="18"/>
-        </w:rPr>
-        <w:t># Build untuk desktop (Linux/Windows)</w:t>
-      </w:r>
-    </w:p>
-    <w:p>
-      <w:pPr>
-        <w:ind w:left="432"/>
-      </w:pPr>
-      <w:r>
-        <w:rPr>
-          <w:rFonts w:ascii="Courier New" w:hAnsi="Courier New"/>
-          <w:color w:val="236A23"/>
-          <w:sz w:val="18"/>
-        </w:rPr>
-        <w:t>dotnet build HarvestmoonGCS/HarvestmoonGCS.csproj -f net9.0-desktop -c Release</w:t>
-      </w:r>
-    </w:p>
-    <w:p>
-      <w:pPr>
-        <w:ind w:left="432"/>
-      </w:pPr>
-      <w:r>
-        <w:rPr>
-          <w:rFonts w:ascii="Courier New" w:hAnsi="Courier New"/>
-          <w:color w:val="236A23"/>
-          <w:sz w:val="18"/>
-        </w:rPr>
-      </w:r>
-    </w:p>
-    <w:p>
-      <w:pPr>
-        <w:ind w:left="432"/>
-      </w:pPr>
-      <w:r>
-        <w:rPr>
-          <w:rFonts w:ascii="Courier New" w:hAnsi="Courier New"/>
-          <w:color w:val="236A23"/>
-          <w:sz w:val="18"/>
-        </w:rPr>
-        <w:t># Build untuk Android (APK)</w:t>
-      </w:r>
-    </w:p>
-    <w:p>
-      <w:pPr>
-        <w:ind w:left="432"/>
-      </w:pPr>
-      <w:r>
-        <w:rPr>
-          <w:rFonts w:ascii="Courier New" w:hAnsi="Courier New"/>
-          <w:color w:val="236A23"/>
-          <w:sz w:val="18"/>
-        </w:rPr>
-        <w:t>dotnet build HarvestmoonGCS/HarvestmoonGCS.csproj -f net9.0-android -c Release</w:t>
-      </w:r>
-    </w:p>
-    <w:p>
-      <w:pPr>
-        <w:pStyle w:val="Heading1"/>
-      </w:pPr>
-      <w:r>
-        <w:t>4. Menjalankan Aplikasi GCS</w:t>
-      </w:r>
-    </w:p>
-    <w:p>
-      <w:pPr>
-        <w:pStyle w:val="Heading2"/>
-      </w:pPr>
-      <w:r>
-        <w:t>4.1 Mode Desktop</w:t>
-      </w:r>
-    </w:p>
-    <w:p>
-      <w:pPr>
-        <w:ind w:left="432"/>
-      </w:pPr>
-      <w:r>
-        <w:rPr>
-          <w:rFonts w:ascii="Courier New" w:hAnsi="Courier New"/>
-          <w:color w:val="236A23"/>
-          <w:sz w:val="18"/>
-        </w:rPr>
-        <w:t>cd /home/fawwazfa/Program/Harvestmoon/Pigeon_Harvest</w:t>
-      </w:r>
-    </w:p>
-    <w:p>
-      <w:pPr>
-        <w:ind w:left="432"/>
-      </w:pPr>
-      <w:r>
-        <w:rPr>
-          <w:rFonts w:ascii="Courier New" w:hAnsi="Courier New"/>
-          <w:color w:val="236A23"/>
-          <w:sz w:val="18"/>
-        </w:rPr>
-        <w:t>dotnet run --project HarvestmoonGCS/HarvestmoonGCS.csproj -f net9.0-desktop</w:t>
-      </w:r>
-    </w:p>
-    <w:p>
-      <w:pPr>
-        <w:pStyle w:val="Heading2"/>
-      </w:pPr>
-      <w:r>
-        <w:t>4.2 Mode Demo (Tanpa UAV)</w:t>
-      </w:r>
-    </w:p>
-    <w:p>
-      <w:r>
-        <w:rPr>
-          <w:b w:val="0"/>
-          <w:sz w:val="22"/>
-        </w:rPr>
-        <w:t>Jika tidak ada UAV fisik, aktifkan mode demo:</w:t>
-      </w:r>
-    </w:p>
-    <w:p>
-      <w:pPr>
-        <w:ind w:left="432"/>
-      </w:pPr>
-      <w:r>
-        <w:rPr>
-          <w:rFonts w:ascii="Courier New" w:hAnsi="Courier New"/>
-          <w:color w:val="236A23"/>
-          <w:sz w:val="18"/>
-        </w:rPr>
-        <w:t>export MOONHARVEST_DEMO=1</w:t>
-      </w:r>
-    </w:p>
-    <w:p>
-      <w:r>
-        <w:rPr>
-          <w:b w:val="0"/>
-          <w:sz w:val="22"/>
-        </w:rPr>
-        <w:t>Atau aktifkan dari AI Settings Page di dalam GCS. Video demo tersedia di Assets/demo_videos/.</w:t>
-      </w:r>
-    </w:p>
-    <w:p>
-      <w:pPr>
-        <w:pStyle w:val="Heading2"/>
-      </w:pPr>
-      <w:r>
-        <w:t>4.3 Urutan Startup yang Benar</w:t>
-      </w:r>
-    </w:p>
-    <w:p>
-      <w:r>
-        <w:rPr>
-          <w:b w:val="0"/>
-          <w:sz w:val="22"/>
-        </w:rPr>
-        <w:t>1. Pastikan file model .onnx tersedia di folder Assets/models/</w:t>
-      </w:r>
-    </w:p>
-    <w:p>
-      <w:r>
-        <w:rPr>
-          <w:b w:val="0"/>
-          <w:sz w:val="22"/>
-        </w:rPr>
-        <w:t>2. Pastikan .venv-yolo sudah terinstall dengan semua dependency</w:t>
-      </w:r>
-    </w:p>
-    <w:p>
-      <w:r>
-        <w:rPr>
-          <w:b w:val="0"/>
-          <w:sz w:val="22"/>
-        </w:rPr>
-        <w:t>3. Jalankan GCS</w:t>
-      </w:r>
-    </w:p>
-    <w:p>
-      <w:r>
-        <w:rPr>
-          <w:b w:val="0"/>
-          <w:sz w:val="22"/>
-        </w:rPr>
-        <w:t>4. Buka AI Settings Page → pilih model dan mode deteksi</w:t>
-      </w:r>
-    </w:p>
-    <w:p>
-      <w:r>
-        <w:rPr>
-          <w:b w:val="0"/>
-          <w:sz w:val="22"/>
-        </w:rPr>
-        <w:t>5. Buka Camera Page → klik tombol "Start Detection"</w:t>
-      </w:r>
-    </w:p>
-    <w:p>
-      <w:pPr>
-        <w:pStyle w:val="Heading1"/>
-      </w:pPr>
-      <w:r>
-        <w:t>5. Halaman-Halaman GCS</w:t>
-      </w:r>
-    </w:p>
-    <w:p>
-      <w:pPr>
-        <w:pStyle w:val="Heading2"/>
-      </w:pPr>
-      <w:r>
-        <w:t>5.x Dashboard Page</w:t>
-      </w:r>
-    </w:p>
-    <w:p>
-      <w:r>
-        <w:rPr>
-          <w:b w:val="0"/>
-          <w:sz w:val="22"/>
-        </w:rPr>
-        <w:t>Halaman utama. Menampilkan status koneksi UAV, telemetri real-time (altitude, heading, kecepatan, GPS), Field Health Index 0–100, ringkasan kelas deteksi, dan peringatan baterai.</w:t>
-      </w:r>
-    </w:p>
-    <w:p>
-      <w:pPr>
-        <w:pStyle w:val="Heading2"/>
-      </w:pPr>
-      <w:r>
-        <w:t>5.x Camera Page</w:t>
-      </w:r>
-    </w:p>
-    <w:p>
-      <w:r>
-        <w:rPr>
-          <w:b w:val="0"/>
-          <w:sz w:val="22"/>
-        </w:rPr>
-        <w:t>Tampilan video + hasil deteksi. Stream video live dengan overlay bounding box per kelas berwarna. Tombol Start/Stop Detection. Pilihan model ONNX atau YOLO.</w:t>
-      </w:r>
-    </w:p>
-    <w:p>
-      <w:pPr>
-        <w:pStyle w:val="Heading2"/>
-      </w:pPr>
-      <w:r>
-        <w:t>5.x Map Page</w:t>
-      </w:r>
-    </w:p>
-    <w:p>
-      <w:r>
-        <w:rPr>
-          <w:b w:val="0"/>
-          <w:sz w:val="22"/>
-        </w:rPr>
-        <w:t>Peta offline berbasis Mapsui. Tampilkan posisi UAV real-time, overlay waypoint misi, dan batas geofence.</w:t>
-      </w:r>
-    </w:p>
-    <w:p>
-      <w:pPr>
-        <w:pStyle w:val="Heading2"/>
-      </w:pPr>
-      <w:r>
-        <w:t>5.x Mission Planner Page</w:t>
-      </w:r>
-    </w:p>
-    <w:p>
-      <w:r>
-        <w:rPr>
-          <w:b w:val="0"/>
-          <w:sz w:val="22"/>
-        </w:rPr>
-        <w:t>Buat dan edit waypoint misi terbang. Fitur Undo/Redo. Upload/download misi via MAVLink. Export ke format standar.</w:t>
-      </w:r>
-    </w:p>
-    <w:p>
-      <w:pPr>
-        <w:pStyle w:val="Heading2"/>
-      </w:pPr>
-      <w:r>
-        <w:t>5.x Stats Page</w:t>
-      </w:r>
-    </w:p>
-    <w:p>
-      <w:r>
-        <w:rPr>
-          <w:b w:val="0"/>
-          <w:sz w:val="22"/>
-        </w:rPr>
-        <w:t>Grafik distribusi kelas kesehatan (LiveCharts). Persentase area per kelas. Field Health Index historis. Zona prioritas inspeksi.</w:t>
-      </w:r>
-    </w:p>
-    <w:p>
-      <w:pPr>
-        <w:pStyle w:val="Heading2"/>
-      </w:pPr>
-      <w:r>
-        <w:t>5.x Reports Page</w:t>
-      </w:r>
-    </w:p>
-    <w:p>
-      <w:r>
-        <w:rPr>
-          <w:b w:val="0"/>
-          <w:sz w:val="22"/>
-        </w:rPr>
-        <w:t>Laporan per sesi inspeksi. Riwayat deteksi dengan timestamp. Terhubung ke video demo hasil deteksi.</w:t>
-      </w:r>
-    </w:p>
-    <w:p>
-      <w:pPr>
-        <w:pStyle w:val="Heading2"/>
-      </w:pPr>
-      <w:r>
-        <w:t>5.x AI Settings Page</w:t>
-      </w:r>
-    </w:p>
-    <w:p>
-      <w:r>
-        <w:rPr>
-          <w:b w:val="0"/>
-          <w:sz w:val="22"/>
-        </w:rPr>
-        <w:t>Pilih model ONNX. Atur confidence threshold. Pilih mode (HSV-only / YOLO-only / Fusion). Pengaturan kamera.</w:t>
-      </w:r>
-    </w:p>
-    <w:p>
-      <w:pPr>
-        <w:pStyle w:val="Heading2"/>
-      </w:pPr>
-      <w:r>
-        <w:t>5.x Edge Mode Page</w:t>
-      </w:r>
-    </w:p>
-    <w:p>
-      <w:r>
-        <w:rPr>
-          <w:b w:val="0"/>
-          <w:sz w:val="22"/>
-        </w:rPr>
-        <w:t>Mode khusus tablet/lapangan. Parsing JSON output dari moonharvest_detect_stream.py. Tampilan ringkas.</w:t>
-      </w:r>
-    </w:p>
-    <w:p>
-      <w:pPr>
-        <w:pStyle w:val="Heading1"/>
-      </w:pPr>
-      <w:r>
-        <w:t>6. Menjalankan Deteksi Video</w:t>
-      </w:r>
-    </w:p>
-    <w:p>
-      <w:pPr>
-        <w:pStyle w:val="Heading2"/>
-      </w:pPr>
-      <w:r>
-        <w:t>6.1 Deteksi Video Standalone</w:t>
-      </w:r>
-    </w:p>
-    <w:p>
-      <w:pPr>
-        <w:ind w:left="432"/>
-      </w:pPr>
-      <w:r>
-        <w:rPr>
-          <w:rFonts w:ascii="Courier New" w:hAnsi="Courier New"/>
-          <w:color w:val="236A23"/>
-          <w:sz w:val="18"/>
-        </w:rPr>
-        <w:t>cd /home/fawwazfa/Program/Harvestmoon</w:t>
-      </w:r>
-    </w:p>
-    <w:p>
-      <w:pPr>
-        <w:ind w:left="432"/>
-      </w:pPr>
-      <w:r>
-        <w:rPr>
-          <w:rFonts w:ascii="Courier New" w:hAnsi="Courier New"/>
-          <w:color w:val="236A23"/>
-          <w:sz w:val="18"/>
-        </w:rPr>
-        <w:t>source Pigeon_Harvest/.venv-yolo/bin/activate</w:t>
-      </w:r>
-    </w:p>
-    <w:p>
-      <w:pPr>
-        <w:ind w:left="432"/>
-      </w:pPr>
-      <w:r>
-        <w:rPr>
-          <w:rFonts w:ascii="Courier New" w:hAnsi="Courier New"/>
-          <w:color w:val="236A23"/>
-          <w:sz w:val="18"/>
-        </w:rPr>
-      </w:r>
-    </w:p>
-    <w:p>
-      <w:pPr>
-        <w:ind w:left="432"/>
-      </w:pPr>
-      <w:r>
-        <w:rPr>
-          <w:rFonts w:ascii="Courier New" w:hAnsi="Courier New"/>
-          <w:color w:val="236A23"/>
-          <w:sz w:val="18"/>
-        </w:rPr>
-        <w:t># Mode Fusion HSV + ONNX (rekomendasi)</w:t>
-      </w:r>
-    </w:p>
-    <w:p>
-      <w:pPr>
-        <w:ind w:left="432"/>
-      </w:pPr>
-      <w:r>
-        <w:rPr>
-          <w:rFonts w:ascii="Courier New" w:hAnsi="Courier New"/>
-          <w:color w:val="236A23"/>
-          <w:sz w:val="18"/>
-        </w:rPr>
-        <w:t>python3 run_detection_video.py \</w:t>
-      </w:r>
-    </w:p>
-    <w:p>
-      <w:pPr>
-        <w:ind w:left="432"/>
-      </w:pPr>
-      <w:r>
-        <w:rPr>
-          <w:rFonts w:ascii="Courier New" w:hAnsi="Courier New"/>
-          <w:color w:val="236A23"/>
-          <w:sz w:val="18"/>
-        </w:rPr>
-        <w:t xml:space="preserve">    --source path/ke/video.mp4 \</w:t>
-      </w:r>
-    </w:p>
-    <w:p>
-      <w:pPr>
-        <w:ind w:left="432"/>
-      </w:pPr>
-      <w:r>
-        <w:rPr>
-          <w:rFonts w:ascii="Courier New" w:hAnsi="Courier New"/>
-          <w:color w:val="236A23"/>
-          <w:sz w:val="18"/>
-        </w:rPr>
-        <w:t xml:space="preserve">    --model Pigeon_Harvest/HarvestmoonGCS/Assets/models/moonharvest-health-cls.onnx \</w:t>
-      </w:r>
-    </w:p>
-    <w:p>
-      <w:pPr>
-        <w:ind w:left="432"/>
-      </w:pPr>
-      <w:r>
-        <w:rPr>
-          <w:rFonts w:ascii="Courier New" w:hAnsi="Courier New"/>
-          <w:color w:val="236A23"/>
-          <w:sz w:val="18"/>
-        </w:rPr>
-        <w:t xml:space="preserve">    --det-model Pigeon_Harvest/HarvestmoonGCS/Assets/models/moonharvest-uav-det.onnx \</w:t>
-      </w:r>
-    </w:p>
-    <w:p>
-      <w:pPr>
-        <w:ind w:left="432"/>
-      </w:pPr>
-      <w:r>
-        <w:rPr>
-          <w:rFonts w:ascii="Courier New" w:hAnsi="Courier New"/>
-          <w:color w:val="236A23"/>
-          <w:sz w:val="18"/>
-        </w:rPr>
-        <w:t xml:space="preserve">    --out out/hasil_deteksi.mp4</w:t>
-      </w:r>
-    </w:p>
-    <w:p>
-      <w:pPr>
-        <w:ind w:left="432"/>
-      </w:pPr>
-      <w:r>
-        <w:rPr>
-          <w:rFonts w:ascii="Courier New" w:hAnsi="Courier New"/>
-          <w:color w:val="236A23"/>
-          <w:sz w:val="18"/>
-        </w:rPr>
-      </w:r>
-    </w:p>
-    <w:p>
-      <w:pPr>
-        <w:ind w:left="432"/>
-      </w:pPr>
-      <w:r>
-        <w:rPr>
-          <w:rFonts w:ascii="Courier New" w:hAnsi="Courier New"/>
-          <w:color w:val="236A23"/>
-          <w:sz w:val="18"/>
-        </w:rPr>
-        <w:t># HSV saja (tanpa model, lebih cepat)</w:t>
-      </w:r>
-    </w:p>
-    <w:p>
-      <w:pPr>
-        <w:ind w:left="432"/>
-      </w:pPr>
-      <w:r>
-        <w:rPr>
-          <w:rFonts w:ascii="Courier New" w:hAnsi="Courier New"/>
-          <w:color w:val="236A23"/>
-          <w:sz w:val="18"/>
-        </w:rPr>
-        <w:t>python3 run_detection_video.py --source video.mp4 --out out/hasil_hsv.mp4</w:t>
-      </w:r>
-    </w:p>
-    <w:p>
-      <w:pPr>
-        <w:pStyle w:val="Heading2"/>
-      </w:pPr>
-      <w:r>
-        <w:t>6.2 Parameter Penting</w:t>
+        <w:t>12. Kesesuaian dengan Proposal Kompetisi</w:t>
       </w:r>
     </w:p>
     <w:tbl>
       <w:tblPr>
-        <w:tblStyle w:val="TableGrid"/>
+        <w:tblStyle w:val="LightGrid-Accent1"/>
         <w:tblW w:type="auto" w:w="0"/>
         <w:tblLook w:firstColumn="1" w:firstRow="1" w:lastColumn="0" w:lastRow="0" w:noHBand="0" w:noVBand="1" w:val="04A0"/>
       </w:tblPr>
       <w:tblGrid>
-        <w:gridCol w:w="3041"/>
-        <w:gridCol w:w="3041"/>
-        <w:gridCol w:w="3041"/>
+        <w:gridCol w:w="4703"/>
+        <w:gridCol w:w="4703"/>
       </w:tblGrid>
       <w:tr>
         <w:tc>
           <w:tcPr>
-            <w:tcW w:type="dxa" w:w="2268"/>
-            <w:shd w:fill="2E7D32" w:color="FFFFFF" w:val="clear"/>
+            <w:tcW w:type="dxa" w:w="4703"/>
           </w:tcPr>
           <w:p>
             <w:r>
               <w:rPr>
                 <w:b/>
-                <w:color w:val="FFFFFF"/>
-                <w:sz w:val="20"/>
               </w:rPr>
-              <w:t>Parameter</w:t>
+              <w:t>Klaim di Proposal/PPT</w:t>
             </w:r>
           </w:p>
         </w:tc>
         <w:tc>
           <w:tcPr>
-            <w:tcW w:type="dxa" w:w="2268"/>
-            <w:shd w:fill="2E7D32" w:color="FFFFFF" w:val="clear"/>
+            <w:tcW w:type="dxa" w:w="4703"/>
           </w:tcPr>
           <w:p>
             <w:r>
               <w:rPr>
                 <w:b/>
-                <w:color w:val="FFFFFF"/>
-                <w:sz w:val="20"/>
               </w:rPr>
-              <w:t>Default</w:t>
-            </w:r>
-          </w:p>
-        </w:tc>
-        <w:tc>
-          <w:tcPr>
-            <w:tcW w:type="dxa" w:w="4535"/>
-            <w:shd w:fill="2E7D32" w:color="FFFFFF" w:val="clear"/>
-          </w:tcPr>
-          <w:p>
-            <w:r>
-              <w:rPr>
-                <w:b/>
-                <w:color w:val="FFFFFF"/>
-                <w:sz w:val="20"/>
-              </w:rPr>
-              <w:t>Keterangan</w:t>
+              <w:t>Dibuktikan di Manual Bab</w:t>
             </w:r>
           </w:p>
         </w:tc>
@@ -1569,40 +1897,21 @@
       <w:tr>
         <w:tc>
           <w:tcPr>
-            <w:tcW w:type="dxa" w:w="2268"/>
+            <w:tcW w:type="dxa" w:w="4703"/>
           </w:tcPr>
           <w:p>
             <w:r>
-              <w:rPr>
-                <w:sz w:val="20"/>
-              </w:rPr>
-              <w:t>--source</w:t>
+              <w:t>Real-time CV analysis, YOLO built-in</w:t>
             </w:r>
           </w:p>
         </w:tc>
         <w:tc>
           <w:tcPr>
-            <w:tcW w:type="dxa" w:w="2268"/>
+            <w:tcW w:type="dxa" w:w="4703"/>
           </w:tcPr>
           <w:p>
             <w:r>
-              <w:rPr>
-                <w:sz w:val="20"/>
-              </w:rPr>
-              <w:t>(wajib)</w:t>
-            </w:r>
-          </w:p>
-        </w:tc>
-        <w:tc>
-          <w:tcPr>
-            <w:tcW w:type="dxa" w:w="4535"/>
-          </w:tcPr>
-          <w:p>
-            <w:r>
-              <w:rPr>
-                <w:sz w:val="20"/>
-              </w:rPr>
-              <w:t>Path video atau index kamera (0, 1, ...)</w:t>
+              <w:t>Bab 3 (Dashboard), Bab 4 (Camera)</w:t>
             </w:r>
           </w:p>
         </w:tc>
@@ -1610,40 +1919,21 @@
       <w:tr>
         <w:tc>
           <w:tcPr>
-            <w:tcW w:type="dxa" w:w="2268"/>
+            <w:tcW w:type="dxa" w:w="4703"/>
           </w:tcPr>
           <w:p>
             <w:r>
-              <w:rPr>
-                <w:sz w:val="20"/>
-              </w:rPr>
-              <w:t>--model</w:t>
+              <w:t>Cross-platform Windows/Linux/Android, satu codebase</w:t>
             </w:r>
           </w:p>
         </w:tc>
         <w:tc>
           <w:tcPr>
-            <w:tcW w:type="dxa" w:w="2268"/>
+            <w:tcW w:type="dxa" w:w="4703"/>
           </w:tcPr>
           <w:p>
             <w:r>
-              <w:rPr>
-                <w:sz w:val="20"/>
-              </w:rPr>
-              <w:t>(kosong)</w:t>
-            </w:r>
-          </w:p>
-        </w:tc>
-        <w:tc>
-          <w:tcPr>
-            <w:tcW w:type="dxa" w:w="4535"/>
-          </w:tcPr>
-          <w:p>
-            <w:r>
-              <w:rPr>
-                <w:sz w:val="20"/>
-              </w:rPr>
-              <w:t>Path model ONNX classifier</w:t>
+              <w:t>Bab 1 — seluruh halaman berjalan identik di ketiga platform</w:t>
             </w:r>
           </w:p>
         </w:tc>
@@ -1651,40 +1941,21 @@
       <w:tr>
         <w:tc>
           <w:tcPr>
-            <w:tcW w:type="dxa" w:w="2268"/>
+            <w:tcW w:type="dxa" w:w="4703"/>
           </w:tcPr>
           <w:p>
             <w:r>
-              <w:rPr>
-                <w:sz w:val="20"/>
-              </w:rPr>
-              <w:t>--det-model</w:t>
+              <w:t>MAVLink telemetry (attitude, GPS, altitude, airspeed, flight mode)</w:t>
             </w:r>
           </w:p>
         </w:tc>
         <w:tc>
           <w:tcPr>
-            <w:tcW w:type="dxa" w:w="2268"/>
+            <w:tcW w:type="dxa" w:w="4703"/>
           </w:tcPr>
           <w:p>
             <w:r>
-              <w:rPr>
-                <w:sz w:val="20"/>
-              </w:rPr>
-              <w:t>(kosong)</w:t>
-            </w:r>
-          </w:p>
-        </w:tc>
-        <w:tc>
-          <w:tcPr>
-            <w:tcW w:type="dxa" w:w="4535"/>
-          </w:tcPr>
-          <w:p>
-            <w:r>
-              <w:rPr>
-                <w:sz w:val="20"/>
-              </w:rPr>
-              <w:t>Path model ONNX detektor</w:t>
+              <w:t>Bab 2 (Koneksi), Bab 3 (Dashboard)</w:t>
             </w:r>
           </w:p>
         </w:tc>
@@ -1692,40 +1963,21 @@
       <w:tr>
         <w:tc>
           <w:tcPr>
-            <w:tcW w:type="dxa" w:w="2268"/>
+            <w:tcW w:type="dxa" w:w="4703"/>
           </w:tcPr>
           <w:p>
             <w:r>
-              <w:rPr>
-                <w:sz w:val="20"/>
-              </w:rPr>
-              <w:t>--fps</w:t>
+              <w:t>Waypoint &amp; geofence dengan boundary enforcement</w:t>
             </w:r>
           </w:p>
         </w:tc>
         <w:tc>
           <w:tcPr>
-            <w:tcW w:type="dxa" w:w="2268"/>
+            <w:tcW w:type="dxa" w:w="4703"/>
           </w:tcPr>
           <w:p>
             <w:r>
-              <w:rPr>
-                <w:sz w:val="20"/>
-              </w:rPr>
-              <w:t>2.0</w:t>
-            </w:r>
-          </w:p>
-        </w:tc>
-        <w:tc>
-          <w:tcPr>
-            <w:tcW w:type="dxa" w:w="4535"/>
-          </w:tcPr>
-          <w:p>
-            <w:r>
-              <w:rPr>
-                <w:sz w:val="20"/>
-              </w:rPr>
-              <w:t>Target FPS pemrosesan</w:t>
+              <w:t>Bab 5 (Peta &amp; Misi)</w:t>
             </w:r>
           </w:p>
         </w:tc>
@@ -1733,40 +1985,21 @@
       <w:tr>
         <w:tc>
           <w:tcPr>
-            <w:tcW w:type="dxa" w:w="2268"/>
+            <w:tcW w:type="dxa" w:w="4703"/>
           </w:tcPr>
           <w:p>
             <w:r>
-              <w:rPr>
-                <w:sz w:val="20"/>
-              </w:rPr>
-              <w:t>--out</w:t>
+              <w:t>4-class detection (Lush Green, Inconsistent Growth, Drought/Severe Stress, Bare Soil/Gap)</w:t>
             </w:r>
           </w:p>
         </w:tc>
         <w:tc>
           <w:tcPr>
-            <w:tcW w:type="dxa" w:w="2268"/>
+            <w:tcW w:type="dxa" w:w="4703"/>
           </w:tcPr>
           <w:p>
             <w:r>
-              <w:rPr>
-                <w:sz w:val="20"/>
-              </w:rPr>
-              <w:t>out/stream_v7c_final.mp4</w:t>
-            </w:r>
-          </w:p>
-        </w:tc>
-        <w:tc>
-          <w:tcPr>
-            <w:tcW w:type="dxa" w:w="4535"/>
-          </w:tcPr>
-          <w:p>
-            <w:r>
-              <w:rPr>
-                <w:sz w:val="20"/>
-              </w:rPr>
-              <w:t>Path output video</w:t>
+              <w:t>Bab 3 — Ringkasan Analisis di Dashboard</w:t>
             </w:r>
           </w:p>
         </w:tc>
@@ -1774,280 +2007,21 @@
       <w:tr>
         <w:tc>
           <w:tcPr>
-            <w:tcW w:type="dxa" w:w="2268"/>
+            <w:tcW w:type="dxa" w:w="4703"/>
           </w:tcPr>
           <w:p>
             <w:r>
-              <w:rPr>
-                <w:sz w:val="20"/>
-              </w:rPr>
-              <w:t>--max-fps</w:t>
+              <w:t>Model &amp; threshold dinamis (future-proof adaptability)</w:t>
             </w:r>
           </w:p>
         </w:tc>
         <w:tc>
           <w:tcPr>
-            <w:tcW w:type="dxa" w:w="2268"/>
+            <w:tcW w:type="dxa" w:w="4703"/>
           </w:tcPr>
           <w:p>
             <w:r>
-              <w:rPr>
-                <w:sz w:val="20"/>
-              </w:rPr>
-              <w:t>15.0</w:t>
-            </w:r>
-          </w:p>
-        </w:tc>
-        <w:tc>
-          <w:tcPr>
-            <w:tcW w:type="dxa" w:w="4535"/>
-          </w:tcPr>
-          <w:p>
-            <w:r>
-              <w:rPr>
-                <w:sz w:val="20"/>
-              </w:rPr>
-              <w:t>FPS maksimum output</w:t>
-            </w:r>
-          </w:p>
-        </w:tc>
-      </w:tr>
-    </w:tbl>
-    <w:p>
-      <w:pPr>
-        <w:pStyle w:val="Heading1"/>
-      </w:pPr>
-      <w:r>
-        <w:t>7. Memahami Output Deteksi</w:t>
-      </w:r>
-    </w:p>
-    <w:p>
-      <w:r>
-        <w:rPr>
-          <w:b w:val="0"/>
-          <w:sz w:val="22"/>
-        </w:rPr>
-        <w:t>Overlay pada video menampilkan bounding box dengan label dan confidence:</w:t>
-      </w:r>
-    </w:p>
-    <w:p>
-      <w:pPr>
-        <w:ind w:left="432"/>
-      </w:pPr>
-      <w:r>
-        <w:rPr>
-          <w:rFonts w:ascii="Courier New" w:hAnsi="Courier New"/>
-          <w:color w:val="236A23"/>
-          <w:sz w:val="18"/>
-        </w:rPr>
-        <w:t>[Nama Kelas] conf:XX%    contoh: Lush Green conf:87%</w:t>
-      </w:r>
-    </w:p>
-    <w:p>
-      <w:r>
-        <w:rPr>
-          <w:b w:val="0"/>
-          <w:sz w:val="22"/>
-        </w:rPr>
-        <w:t>Panel kanan frame (480px lebar) menampilkan:</w:t>
-      </w:r>
-    </w:p>
-    <w:p>
-      <w:pPr>
-        <w:pStyle w:val="ListBullet"/>
-        <w:ind w:left="0"/>
-      </w:pPr>
-      <w:r>
-        <w:t>Nama kelas + warna</w:t>
-      </w:r>
-    </w:p>
-    <w:p>
-      <w:pPr>
-        <w:pStyle w:val="ListBullet"/>
-        <w:ind w:left="0"/>
-      </w:pPr>
-      <w:r>
-        <w:t>Jumlah region per kelas</w:t>
-      </w:r>
-    </w:p>
-    <w:p>
-      <w:pPr>
-        <w:pStyle w:val="ListBullet"/>
-        <w:ind w:left="0"/>
-      </w:pPr>
-      <w:r>
-        <w:t>Field Health Index (FHI)</w:t>
-      </w:r>
-    </w:p>
-    <w:p>
-      <w:pPr>
-        <w:pStyle w:val="ListBullet"/>
-        <w:ind w:left="0"/>
-      </w:pPr>
-      <w:r>
-        <w:t>Status lapangan (Baik / Perhatian / Kritis)</w:t>
-      </w:r>
-    </w:p>
-    <w:p>
-      <w:r>
-        <w:rPr>
-          <w:b/>
-          <w:sz w:val="22"/>
-        </w:rPr>
-        <w:t>Struktur JSON Detection (output ke stdout):</w:t>
-      </w:r>
-    </w:p>
-    <w:p>
-      <w:pPr>
-        <w:ind w:left="432"/>
-      </w:pPr>
-      <w:r>
-        <w:rPr>
-          <w:rFonts w:ascii="Courier New" w:hAnsi="Courier New"/>
-          <w:color w:val="236A23"/>
-          <w:sz w:val="18"/>
-        </w:rPr>
-        <w:t>{"type": "frame",     "data": "&lt;base64_jpeg&gt;"}</w:t>
-      </w:r>
-    </w:p>
-    <w:p>
-      <w:pPr>
-        <w:ind w:left="432"/>
-      </w:pPr>
-      <w:r>
-        <w:rPr>
-          <w:rFonts w:ascii="Courier New" w:hAnsi="Courier New"/>
-          <w:color w:val="236A23"/>
-          <w:sz w:val="18"/>
-        </w:rPr>
-        <w:t>{"type": "detection", "data": {"count": 12, "summary": "...", "classes": {...}, "fhi": 78.5}}</w:t>
-      </w:r>
-    </w:p>
-    <w:p>
-      <w:pPr>
-        <w:ind w:left="432"/>
-      </w:pPr>
-      <w:r>
-        <w:rPr>
-          <w:rFonts w:ascii="Courier New" w:hAnsi="Courier New"/>
-          <w:color w:val="236A23"/>
-          <w:sz w:val="18"/>
-        </w:rPr>
-        <w:t>{"type": "end",       "data": "Video stream ended"}</w:t>
-      </w:r>
-    </w:p>
-    <w:p>
-      <w:pPr>
-        <w:ind w:left="432"/>
-      </w:pPr>
-      <w:r>
-        <w:rPr>
-          <w:rFonts w:ascii="Courier New" w:hAnsi="Courier New"/>
-          <w:color w:val="236A23"/>
-          <w:sz w:val="18"/>
-        </w:rPr>
-        <w:t>{"type": "error",     "data": "pesan error"}</w:t>
-      </w:r>
-    </w:p>
-    <w:p>
-      <w:pPr>
-        <w:pStyle w:val="Heading1"/>
-      </w:pPr>
-      <w:r>
-        <w:t>8. Kelas Deteksi &amp; Maknanya</w:t>
-      </w:r>
-    </w:p>
-    <w:tbl>
-      <w:tblPr>
-        <w:tblStyle w:val="TableGrid"/>
-        <w:tblW w:type="auto" w:w="0"/>
-        <w:tblLook w:firstColumn="1" w:firstRow="1" w:lastColumn="0" w:lastRow="0" w:noHBand="0" w:noVBand="1" w:val="04A0"/>
-      </w:tblPr>
-      <w:tblGrid>
-        <w:gridCol w:w="1824"/>
-        <w:gridCol w:w="1824"/>
-        <w:gridCol w:w="1824"/>
-        <w:gridCol w:w="1824"/>
-        <w:gridCol w:w="1824"/>
-      </w:tblGrid>
-      <w:tr>
-        <w:tc>
-          <w:tcPr>
-            <w:tcW w:type="dxa" w:w="2268"/>
-            <w:shd w:fill="2E7D32" w:color="FFFFFF" w:val="clear"/>
-          </w:tcPr>
-          <w:p>
-            <w:r>
-              <w:rPr>
-                <w:b/>
-                <w:color w:val="FFFFFF"/>
-                <w:sz w:val="20"/>
-              </w:rPr>
-              <w:t>Kelas</w:t>
-            </w:r>
-          </w:p>
-        </w:tc>
-        <w:tc>
-          <w:tcPr>
-            <w:tcW w:type="dxa" w:w="1701"/>
-            <w:shd w:fill="2E7D32" w:color="FFFFFF" w:val="clear"/>
-          </w:tcPr>
-          <w:p>
-            <w:r>
-              <w:rPr>
-                <w:b/>
-                <w:color w:val="FFFFFF"/>
-                <w:sz w:val="20"/>
-              </w:rPr>
-              <w:t>Warna Box</w:t>
-            </w:r>
-          </w:p>
-        </w:tc>
-        <w:tc>
-          <w:tcPr>
-            <w:tcW w:type="dxa" w:w="1417"/>
-            <w:shd w:fill="2E7D32" w:color="FFFFFF" w:val="clear"/>
-          </w:tcPr>
-          <w:p>
-            <w:r>
-              <w:rPr>
-                <w:b/>
-                <w:color w:val="FFFFFF"/>
-                <w:sz w:val="20"/>
-              </w:rPr>
-              <w:t>Severity</w:t>
-            </w:r>
-          </w:p>
-        </w:tc>
-        <w:tc>
-          <w:tcPr>
-            <w:tcW w:type="dxa" w:w="2835"/>
-            <w:shd w:fill="2E7D32" w:color="FFFFFF" w:val="clear"/>
-          </w:tcPr>
-          <w:p>
-            <w:r>
-              <w:rPr>
-                <w:b/>
-                <w:color w:val="FFFFFF"/>
-                <w:sz w:val="20"/>
-              </w:rPr>
-              <w:t>Makna</w:t>
-            </w:r>
-          </w:p>
-        </w:tc>
-        <w:tc>
-          <w:tcPr>
-            <w:tcW w:type="dxa" w:w="2835"/>
-            <w:shd w:fill="2E7D32" w:color="FFFFFF" w:val="clear"/>
-          </w:tcPr>
-          <w:p>
-            <w:r>
-              <w:rPr>
-                <w:b/>
-                <w:color w:val="FFFFFF"/>
-                <w:sz w:val="20"/>
-              </w:rPr>
-              <w:t>Tindakan</w:t>
+              <w:t>Bab 7 (Edge Mode), Bab 8 (AI Settings — Vision Runtime)</w:t>
             </w:r>
           </w:p>
         </w:tc>
@@ -2055,66 +2029,21 @@
       <w:tr>
         <w:tc>
           <w:tcPr>
-            <w:tcW w:type="dxa" w:w="2268"/>
+            <w:tcW w:type="dxa" w:w="4703"/>
           </w:tcPr>
           <w:p>
             <w:r>
-              <w:rPr>
-                <w:sz w:val="20"/>
-              </w:rPr>
-              <w:t>Lush Green</w:t>
+              <w:t>Analisis mendalam &amp; validasi lapangan</w:t>
             </w:r>
           </w:p>
         </w:tc>
         <w:tc>
           <w:tcPr>
-            <w:tcW w:type="dxa" w:w="1701"/>
+            <w:tcW w:type="dxa" w:w="4703"/>
           </w:tcPr>
           <w:p>
             <w:r>
-              <w:rPr>
-                <w:sz w:val="20"/>
-              </w:rPr>
-              <w:t>Hijau</w:t>
-            </w:r>
-          </w:p>
-        </w:tc>
-        <w:tc>
-          <w:tcPr>
-            <w:tcW w:type="dxa" w:w="1417"/>
-          </w:tcPr>
-          <w:p>
-            <w:r>
-              <w:rPr>
-                <w:sz w:val="20"/>
-              </w:rPr>
-              <w:t>0.00</w:t>
-            </w:r>
-          </w:p>
-        </w:tc>
-        <w:tc>
-          <w:tcPr>
-            <w:tcW w:type="dxa" w:w="2835"/>
-          </w:tcPr>
-          <w:p>
-            <w:r>
-              <w:rPr>
-                <w:sz w:val="20"/>
-              </w:rPr>
-              <w:t>Tanaman sehat, tumbuh normal</w:t>
-            </w:r>
-          </w:p>
-        </w:tc>
-        <w:tc>
-          <w:tcPr>
-            <w:tcW w:type="dxa" w:w="2835"/>
-          </w:tcPr>
-          <w:p>
-            <w:r>
-              <w:rPr>
-                <w:sz w:val="20"/>
-              </w:rPr>
-              <w:t>Tidak perlu tindakan</w:t>
+              <w:t>Bab 6 (Crop Analysis)</w:t>
             </w:r>
           </w:p>
         </w:tc>
@@ -2122,656 +2051,21 @@
       <w:tr>
         <w:tc>
           <w:tcPr>
-            <w:tcW w:type="dxa" w:w="2268"/>
+            <w:tcW w:type="dxa" w:w="4703"/>
           </w:tcPr>
           <w:p>
             <w:r>
-              <w:rPr>
-                <w:sz w:val="20"/>
-              </w:rPr>
-              <w:t>Inconsistent Growth</w:t>
+              <w:t>Ekspor laporan hasil panen</w:t>
             </w:r>
           </w:p>
         </w:tc>
         <w:tc>
           <w:tcPr>
-            <w:tcW w:type="dxa" w:w="1701"/>
+            <w:tcW w:type="dxa" w:w="4703"/>
           </w:tcPr>
           <w:p>
             <w:r>
-              <w:rPr>
-                <w:sz w:val="20"/>
-              </w:rPr>
-              <w:t>Kuning</w:t>
-            </w:r>
-          </w:p>
-        </w:tc>
-        <w:tc>
-          <w:tcPr>
-            <w:tcW w:type="dxa" w:w="1417"/>
-          </w:tcPr>
-          <w:p>
-            <w:r>
-              <w:rPr>
-                <w:sz w:val="20"/>
-              </w:rPr>
-              <w:t>0.45</w:t>
-            </w:r>
-          </w:p>
-        </w:tc>
-        <w:tc>
-          <w:tcPr>
-            <w:tcW w:type="dxa" w:w="2835"/>
-          </w:tcPr>
-          <w:p>
-            <w:r>
-              <w:rPr>
-                <w:sz w:val="20"/>
-              </w:rPr>
-              <w:t>Pertumbuhan tidak merata</w:t>
-            </w:r>
-          </w:p>
-        </w:tc>
-        <w:tc>
-          <w:tcPr>
-            <w:tcW w:type="dxa" w:w="2835"/>
-          </w:tcPr>
-          <w:p>
-            <w:r>
-              <w:rPr>
-                <w:sz w:val="20"/>
-              </w:rPr>
-              <w:t>Inspeksi lapangan, cek nutrisi/irigasi</w:t>
-            </w:r>
-          </w:p>
-        </w:tc>
-      </w:tr>
-      <w:tr>
-        <w:tc>
-          <w:tcPr>
-            <w:tcW w:type="dxa" w:w="2268"/>
-          </w:tcPr>
-          <w:p>
-            <w:r>
-              <w:rPr>
-                <w:sz w:val="20"/>
-              </w:rPr>
-              <w:t>Drought / Severe Stress</w:t>
-            </w:r>
-          </w:p>
-        </w:tc>
-        <w:tc>
-          <w:tcPr>
-            <w:tcW w:type="dxa" w:w="1701"/>
-          </w:tcPr>
-          <w:p>
-            <w:r>
-              <w:rPr>
-                <w:sz w:val="20"/>
-              </w:rPr>
-              <w:t>Merah</w:t>
-            </w:r>
-          </w:p>
-        </w:tc>
-        <w:tc>
-          <w:tcPr>
-            <w:tcW w:type="dxa" w:w="1417"/>
-          </w:tcPr>
-          <w:p>
-            <w:r>
-              <w:rPr>
-                <w:sz w:val="20"/>
-              </w:rPr>
-              <w:t>0.80</w:t>
-            </w:r>
-          </w:p>
-        </w:tc>
-        <w:tc>
-          <w:tcPr>
-            <w:tcW w:type="dxa" w:w="2835"/>
-          </w:tcPr>
-          <w:p>
-            <w:r>
-              <w:rPr>
-                <w:sz w:val="20"/>
-              </w:rPr>
-              <w:t>Kekeringan atau stres berat</w:t>
-            </w:r>
-          </w:p>
-        </w:tc>
-        <w:tc>
-          <w:tcPr>
-            <w:tcW w:type="dxa" w:w="2835"/>
-          </w:tcPr>
-          <w:p>
-            <w:r>
-              <w:rPr>
-                <w:sz w:val="20"/>
-              </w:rPr>
-              <w:t>Segera cek sistem irigasi</w:t>
-            </w:r>
-          </w:p>
-        </w:tc>
-      </w:tr>
-      <w:tr>
-        <w:tc>
-          <w:tcPr>
-            <w:tcW w:type="dxa" w:w="2268"/>
-          </w:tcPr>
-          <w:p>
-            <w:r>
-              <w:rPr>
-                <w:sz w:val="20"/>
-              </w:rPr>
-              <w:t>Bare Soil / Gap</w:t>
-            </w:r>
-          </w:p>
-        </w:tc>
-        <w:tc>
-          <w:tcPr>
-            <w:tcW w:type="dxa" w:w="1701"/>
-          </w:tcPr>
-          <w:p>
-            <w:r>
-              <w:rPr>
-                <w:sz w:val="20"/>
-              </w:rPr>
-              <w:t>Abu-abu</w:t>
-            </w:r>
-          </w:p>
-        </w:tc>
-        <w:tc>
-          <w:tcPr>
-            <w:tcW w:type="dxa" w:w="1417"/>
-          </w:tcPr>
-          <w:p>
-            <w:r>
-              <w:rPr>
-                <w:sz w:val="20"/>
-              </w:rPr>
-              <w:t>0.10</w:t>
-            </w:r>
-          </w:p>
-        </w:tc>
-        <w:tc>
-          <w:tcPr>
-            <w:tcW w:type="dxa" w:w="2835"/>
-          </w:tcPr>
-          <w:p>
-            <w:r>
-              <w:rPr>
-                <w:sz w:val="20"/>
-              </w:rPr>
-              <w:t>Tanah terbuka, tidak ada tanaman</w:t>
-            </w:r>
-          </w:p>
-        </w:tc>
-        <w:tc>
-          <w:tcPr>
-            <w:tcW w:type="dxa" w:w="2835"/>
-          </w:tcPr>
-          <w:p>
-            <w:r>
-              <w:rPr>
-                <w:sz w:val="20"/>
-              </w:rPr>
-              <w:t>Informasi saja, sering false positive</w:t>
-            </w:r>
-          </w:p>
-        </w:tc>
-      </w:tr>
-    </w:tbl>
-    <w:p>
-      <w:pPr>
-        <w:pStyle w:val="Heading1"/>
-      </w:pPr>
-      <w:r>
-        <w:t>9. Field Health Index (FHI)</w:t>
-      </w:r>
-    </w:p>
-    <w:p>
-      <w:r>
-        <w:rPr>
-          <w:b w:val="0"/>
-          <w:sz w:val="22"/>
-        </w:rPr>
-        <w:t>FHI adalah angka 0–100 yang merepresentasikan kondisi keseluruhan lahan dalam satu frame. Diperhalus dengan EMA (α=0.30) untuk stabilitas temporal.</w:t>
-      </w:r>
-    </w:p>
-    <w:p/>
-    <w:tbl>
-      <w:tblPr>
-        <w:tblStyle w:val="TableGrid"/>
-        <w:tblW w:type="auto" w:w="0"/>
-        <w:tblLook w:firstColumn="1" w:firstRow="1" w:lastColumn="0" w:lastRow="0" w:noHBand="0" w:noVBand="1" w:val="04A0"/>
-      </w:tblPr>
-      <w:tblGrid>
-        <w:gridCol w:w="3041"/>
-        <w:gridCol w:w="3041"/>
-        <w:gridCol w:w="3041"/>
-      </w:tblGrid>
-      <w:tr>
-        <w:tc>
-          <w:tcPr>
-            <w:tcW w:type="dxa" w:w="2268"/>
-            <w:shd w:fill="2E7D32" w:color="FFFFFF" w:val="clear"/>
-          </w:tcPr>
-          <w:p>
-            <w:r>
-              <w:rPr>
-                <w:b/>
-                <w:color w:val="FFFFFF"/>
-                <w:sz w:val="20"/>
-              </w:rPr>
-              <w:t>Nilai FHI</w:t>
-            </w:r>
-          </w:p>
-        </w:tc>
-        <w:tc>
-          <w:tcPr>
-            <w:tcW w:type="dxa" w:w="2268"/>
-            <w:shd w:fill="2E7D32" w:color="FFFFFF" w:val="clear"/>
-          </w:tcPr>
-          <w:p>
-            <w:r>
-              <w:rPr>
-                <w:b/>
-                <w:color w:val="FFFFFF"/>
-                <w:sz w:val="20"/>
-              </w:rPr>
-              <w:t>Status</w:t>
-            </w:r>
-          </w:p>
-        </w:tc>
-        <w:tc>
-          <w:tcPr>
-            <w:tcW w:type="dxa" w:w="4535"/>
-            <w:shd w:fill="2E7D32" w:color="FFFFFF" w:val="clear"/>
-          </w:tcPr>
-          <w:p>
-            <w:r>
-              <w:rPr>
-                <w:b/>
-                <w:color w:val="FFFFFF"/>
-                <w:sz w:val="20"/>
-              </w:rPr>
-              <w:t>Arti</w:t>
-            </w:r>
-          </w:p>
-        </w:tc>
-      </w:tr>
-      <w:tr>
-        <w:tc>
-          <w:tcPr>
-            <w:tcW w:type="dxa" w:w="2268"/>
-          </w:tcPr>
-          <w:p>
-            <w:r>
-              <w:rPr>
-                <w:sz w:val="20"/>
-              </w:rPr>
-              <w:t>75 – 100</w:t>
-            </w:r>
-          </w:p>
-        </w:tc>
-        <w:tc>
-          <w:tcPr>
-            <w:tcW w:type="dxa" w:w="2268"/>
-          </w:tcPr>
-          <w:p>
-            <w:r>
-              <w:rPr>
-                <w:sz w:val="20"/>
-              </w:rPr>
-              <w:t>BAIK</w:t>
-            </w:r>
-          </w:p>
-        </w:tc>
-        <w:tc>
-          <w:tcPr>
-            <w:tcW w:type="dxa" w:w="4535"/>
-          </w:tcPr>
-          <w:p>
-            <w:r>
-              <w:rPr>
-                <w:sz w:val="20"/>
-              </w:rPr>
-              <w:t>Sebagian besar lahan sehat</w:t>
-            </w:r>
-          </w:p>
-        </w:tc>
-      </w:tr>
-      <w:tr>
-        <w:tc>
-          <w:tcPr>
-            <w:tcW w:type="dxa" w:w="2268"/>
-          </w:tcPr>
-          <w:p>
-            <w:r>
-              <w:rPr>
-                <w:sz w:val="20"/>
-              </w:rPr>
-              <w:t>50 – 75</w:t>
-            </w:r>
-          </w:p>
-        </w:tc>
-        <w:tc>
-          <w:tcPr>
-            <w:tcW w:type="dxa" w:w="2268"/>
-          </w:tcPr>
-          <w:p>
-            <w:r>
-              <w:rPr>
-                <w:sz w:val="20"/>
-              </w:rPr>
-              <w:t>PERHATIAN</w:t>
-            </w:r>
-          </w:p>
-        </w:tc>
-        <w:tc>
-          <w:tcPr>
-            <w:tcW w:type="dxa" w:w="4535"/>
-          </w:tcPr>
-          <w:p>
-            <w:r>
-              <w:rPr>
-                <w:sz w:val="20"/>
-              </w:rPr>
-              <w:t>Ada area bermasalah, perlu dipantau</w:t>
-            </w:r>
-          </w:p>
-        </w:tc>
-      </w:tr>
-      <w:tr>
-        <w:tc>
-          <w:tcPr>
-            <w:tcW w:type="dxa" w:w="2268"/>
-          </w:tcPr>
-          <w:p>
-            <w:r>
-              <w:rPr>
-                <w:sz w:val="20"/>
-              </w:rPr>
-              <w:t>0 – 50</w:t>
-            </w:r>
-          </w:p>
-        </w:tc>
-        <w:tc>
-          <w:tcPr>
-            <w:tcW w:type="dxa" w:w="2268"/>
-          </w:tcPr>
-          <w:p>
-            <w:r>
-              <w:rPr>
-                <w:sz w:val="20"/>
-              </w:rPr>
-              <w:t>KRITIS</w:t>
-            </w:r>
-          </w:p>
-        </w:tc>
-        <w:tc>
-          <w:tcPr>
-            <w:tcW w:type="dxa" w:w="4535"/>
-          </w:tcPr>
-          <w:p>
-            <w:r>
-              <w:rPr>
-                <w:sz w:val="20"/>
-              </w:rPr>
-              <w:t>Banyak area bermasalah, perlu tindakan</w:t>
-            </w:r>
-          </w:p>
-        </w:tc>
-      </w:tr>
-    </w:tbl>
-    <w:p/>
-    <w:p>
-      <w:r>
-        <w:rPr>
-          <w:i/>
-          <w:color w:val="805500"/>
-          <w:sz w:val="20"/>
-        </w:rPr>
-        <w:t>CATATAN: FHI adalah proxy visual berbasis distribusi area kelas. Bukan pengukuran agronomis langsung. Gunakan sebagai panduan awal untuk prioritisasi inspeksi lapangan.</w:t>
-      </w:r>
-    </w:p>
-    <w:p>
-      <w:pPr>
-        <w:pStyle w:val="Heading1"/>
-      </w:pPr>
-      <w:r>
-        <w:t>10. Konfigurasi Parameter (FINAL_CONFIG.json)</w:t>
-      </w:r>
-    </w:p>
-    <w:p>
-      <w:pPr>
-        <w:pStyle w:val="Heading2"/>
-      </w:pPr>
-      <w:r>
-        <w:t>10.1 Parameter YOLO</w:t>
-      </w:r>
-    </w:p>
-    <w:tbl>
-      <w:tblPr>
-        <w:tblStyle w:val="TableGrid"/>
-        <w:tblW w:type="auto" w:w="0"/>
-        <w:tblLook w:firstColumn="1" w:firstRow="1" w:lastColumn="0" w:lastRow="0" w:noHBand="0" w:noVBand="1" w:val="04A0"/>
-      </w:tblPr>
-      <w:tblGrid>
-        <w:gridCol w:w="3041"/>
-        <w:gridCol w:w="3041"/>
-        <w:gridCol w:w="3041"/>
-      </w:tblGrid>
-      <w:tr>
-        <w:tc>
-          <w:tcPr>
-            <w:tcW w:type="dxa" w:w="2268"/>
-            <w:shd w:fill="2E7D32" w:color="FFFFFF" w:val="clear"/>
-          </w:tcPr>
-          <w:p>
-            <w:r>
-              <w:rPr>
-                <w:b/>
-                <w:color w:val="FFFFFF"/>
-                <w:sz w:val="20"/>
-              </w:rPr>
-              <w:t>Parameter</w:t>
-            </w:r>
-          </w:p>
-        </w:tc>
-        <w:tc>
-          <w:tcPr>
-            <w:tcW w:type="dxa" w:w="2268"/>
-            <w:shd w:fill="2E7D32" w:color="FFFFFF" w:val="clear"/>
-          </w:tcPr>
-          <w:p>
-            <w:r>
-              <w:rPr>
-                <w:b/>
-                <w:color w:val="FFFFFF"/>
-                <w:sz w:val="20"/>
-              </w:rPr>
-              <w:t>Nilai Default</w:t>
-            </w:r>
-          </w:p>
-        </w:tc>
-        <w:tc>
-          <w:tcPr>
-            <w:tcW w:type="dxa" w:w="4535"/>
-            <w:shd w:fill="2E7D32" w:color="FFFFFF" w:val="clear"/>
-          </w:tcPr>
-          <w:p>
-            <w:r>
-              <w:rPr>
-                <w:b/>
-                <w:color w:val="FFFFFF"/>
-                <w:sz w:val="20"/>
-              </w:rPr>
-              <w:t>Fungsi</w:t>
-            </w:r>
-          </w:p>
-        </w:tc>
-      </w:tr>
-      <w:tr>
-        <w:tc>
-          <w:tcPr>
-            <w:tcW w:type="dxa" w:w="2268"/>
-          </w:tcPr>
-          <w:p>
-            <w:r>
-              <w:rPr>
-                <w:sz w:val="20"/>
-              </w:rPr>
-              <w:t>imgsz</w:t>
-            </w:r>
-          </w:p>
-        </w:tc>
-        <w:tc>
-          <w:tcPr>
-            <w:tcW w:type="dxa" w:w="2268"/>
-          </w:tcPr>
-          <w:p>
-            <w:r>
-              <w:rPr>
-                <w:sz w:val="20"/>
-              </w:rPr>
-              <w:t>224</w:t>
-            </w:r>
-          </w:p>
-        </w:tc>
-        <w:tc>
-          <w:tcPr>
-            <w:tcW w:type="dxa" w:w="4535"/>
-          </w:tcPr>
-          <w:p>
-            <w:r>
-              <w:rPr>
-                <w:sz w:val="20"/>
-              </w:rPr>
-              <w:t>Ukuran input patch (224×224px)</w:t>
-            </w:r>
-          </w:p>
-        </w:tc>
-      </w:tr>
-      <w:tr>
-        <w:tc>
-          <w:tcPr>
-            <w:tcW w:type="dxa" w:w="2268"/>
-          </w:tcPr>
-          <w:p>
-            <w:r>
-              <w:rPr>
-                <w:sz w:val="20"/>
-              </w:rPr>
-              <w:t>min_conf</w:t>
-            </w:r>
-          </w:p>
-        </w:tc>
-        <w:tc>
-          <w:tcPr>
-            <w:tcW w:type="dxa" w:w="2268"/>
-          </w:tcPr>
-          <w:p>
-            <w:r>
-              <w:rPr>
-                <w:sz w:val="20"/>
-              </w:rPr>
-              <w:t>0.40</w:t>
-            </w:r>
-          </w:p>
-        </w:tc>
-        <w:tc>
-          <w:tcPr>
-            <w:tcW w:type="dxa" w:w="4535"/>
-          </w:tcPr>
-          <w:p>
-            <w:r>
-              <w:rPr>
-                <w:sz w:val="20"/>
-              </w:rPr>
-              <w:t>Confidence minimum untuk menerima prediksi</w:t>
-            </w:r>
-          </w:p>
-        </w:tc>
-      </w:tr>
-      <w:tr>
-        <w:tc>
-          <w:tcPr>
-            <w:tcW w:type="dxa" w:w="2268"/>
-          </w:tcPr>
-          <w:p>
-            <w:r>
-              <w:rPr>
-                <w:sz w:val="20"/>
-              </w:rPr>
-              <w:t>min_patch_px</w:t>
-            </w:r>
-          </w:p>
-        </w:tc>
-        <w:tc>
-          <w:tcPr>
-            <w:tcW w:type="dxa" w:w="2268"/>
-          </w:tcPr>
-          <w:p>
-            <w:r>
-              <w:rPr>
-                <w:sz w:val="20"/>
-              </w:rPr>
-              <w:t>48</w:t>
-            </w:r>
-          </w:p>
-        </w:tc>
-        <w:tc>
-          <w:tcPr>
-            <w:tcW w:type="dxa" w:w="4535"/>
-          </w:tcPr>
-          <w:p>
-            <w:r>
-              <w:rPr>
-                <w:sz w:val="20"/>
-              </w:rPr>
-              <w:t>Ukuran minimum patch (lebih kecil diabaikan)</w:t>
-            </w:r>
-          </w:p>
-        </w:tc>
-      </w:tr>
-      <w:tr>
-        <w:tc>
-          <w:tcPr>
-            <w:tcW w:type="dxa" w:w="2268"/>
-          </w:tcPr>
-          <w:p>
-            <w:r>
-              <w:rPr>
-                <w:sz w:val="20"/>
-              </w:rPr>
-              <w:t>max_regions</w:t>
-            </w:r>
-          </w:p>
-        </w:tc>
-        <w:tc>
-          <w:tcPr>
-            <w:tcW w:type="dxa" w:w="2268"/>
-          </w:tcPr>
-          <w:p>
-            <w:r>
-              <w:rPr>
-                <w:sz w:val="20"/>
-              </w:rPr>
-              <w:t>80</w:t>
-            </w:r>
-          </w:p>
-        </w:tc>
-        <w:tc>
-          <w:tcPr>
-            <w:tcW w:type="dxa" w:w="4535"/>
-          </w:tcPr>
-          <w:p>
-            <w:r>
-              <w:rPr>
-                <w:sz w:val="20"/>
-              </w:rPr>
-              <w:t>Maksimum region per frame</w:t>
+              <w:t>Bab 3 &amp; Bab 9 (Reports)</w:t>
             </w:r>
           </w:p>
         </w:tc>
@@ -2780,1113 +2074,20 @@
     <w:p/>
     <w:p>
       <w:pPr>
-        <w:pStyle w:val="Heading2"/>
-      </w:pPr>
-      <w:r>
-        <w:t>10.2 Fusion Weights</w:t>
-      </w:r>
-    </w:p>
-    <w:tbl>
-      <w:tblPr>
-        <w:tblStyle w:val="TableGrid"/>
-        <w:tblW w:type="auto" w:w="0"/>
-        <w:tblLook w:firstColumn="1" w:firstRow="1" w:lastColumn="0" w:lastRow="0" w:noHBand="0" w:noVBand="1" w:val="04A0"/>
-      </w:tblPr>
-      <w:tblGrid>
-        <w:gridCol w:w="2280"/>
-        <w:gridCol w:w="2280"/>
-        <w:gridCol w:w="2280"/>
-        <w:gridCol w:w="2280"/>
-      </w:tblGrid>
-      <w:tr>
-        <w:tc>
-          <w:tcPr>
-            <w:tcW w:type="dxa" w:w="2268"/>
-            <w:shd w:fill="2E7D32" w:color="FFFFFF" w:val="clear"/>
-          </w:tcPr>
-          <w:p>
-            <w:r>
-              <w:rPr>
-                <w:b/>
-                <w:color w:val="FFFFFF"/>
-                <w:sz w:val="20"/>
-              </w:rPr>
-              <w:t>Kelas</w:t>
-            </w:r>
-          </w:p>
-        </w:tc>
-        <w:tc>
-          <w:tcPr>
-            <w:tcW w:type="dxa" w:w="1701"/>
-            <w:shd w:fill="2E7D32" w:color="FFFFFF" w:val="clear"/>
-          </w:tcPr>
-          <w:p>
-            <w:r>
-              <w:rPr>
-                <w:b/>
-                <w:color w:val="FFFFFF"/>
-                <w:sz w:val="20"/>
-              </w:rPr>
-              <w:t>Alpha YOLO</w:t>
-            </w:r>
-          </w:p>
-        </w:tc>
-        <w:tc>
-          <w:tcPr>
-            <w:tcW w:type="dxa" w:w="1701"/>
-            <w:shd w:fill="2E7D32" w:color="FFFFFF" w:val="clear"/>
-          </w:tcPr>
-          <w:p>
-            <w:r>
-              <w:rPr>
-                <w:b/>
-                <w:color w:val="FFFFFF"/>
-                <w:sz w:val="20"/>
-              </w:rPr>
-              <w:t>Alpha HSV</w:t>
-            </w:r>
-          </w:p>
-        </w:tc>
-        <w:tc>
-          <w:tcPr>
-            <w:tcW w:type="dxa" w:w="3402"/>
-            <w:shd w:fill="2E7D32" w:color="FFFFFF" w:val="clear"/>
-          </w:tcPr>
-          <w:p>
-            <w:r>
-              <w:rPr>
-                <w:b/>
-                <w:color w:val="FFFFFF"/>
-                <w:sz w:val="20"/>
-              </w:rPr>
-              <w:t>Penjelasan</w:t>
-            </w:r>
-          </w:p>
-        </w:tc>
-      </w:tr>
-      <w:tr>
-        <w:tc>
-          <w:tcPr>
-            <w:tcW w:type="dxa" w:w="2268"/>
-          </w:tcPr>
-          <w:p>
-            <w:r>
-              <w:rPr>
-                <w:sz w:val="20"/>
-              </w:rPr>
-              <w:t>healthy_crop</w:t>
-            </w:r>
-          </w:p>
-        </w:tc>
-        <w:tc>
-          <w:tcPr>
-            <w:tcW w:type="dxa" w:w="1701"/>
-          </w:tcPr>
-          <w:p>
-            <w:r>
-              <w:rPr>
-                <w:sz w:val="20"/>
-              </w:rPr>
-              <w:t>0.20</w:t>
-            </w:r>
-          </w:p>
-        </w:tc>
-        <w:tc>
-          <w:tcPr>
-            <w:tcW w:type="dxa" w:w="1701"/>
-          </w:tcPr>
-          <w:p>
-            <w:r>
-              <w:rPr>
-                <w:sz w:val="20"/>
-              </w:rPr>
-              <w:t>0.80</w:t>
-            </w:r>
-          </w:p>
-        </w:tc>
-        <w:tc>
-          <w:tcPr>
-            <w:tcW w:type="dxa" w:w="3402"/>
-          </w:tcPr>
-          <w:p>
-            <w:r>
-              <w:rPr>
-                <w:sz w:val="20"/>
-              </w:rPr>
-              <w:t>HSV sangat reliable untuk kelas sehat</w:t>
-            </w:r>
-          </w:p>
-        </w:tc>
-      </w:tr>
-      <w:tr>
-        <w:tc>
-          <w:tcPr>
-            <w:tcW w:type="dxa" w:w="2268"/>
-          </w:tcPr>
-          <w:p>
-            <w:r>
-              <w:rPr>
-                <w:sz w:val="20"/>
-              </w:rPr>
-              <w:t>stressed_crop</w:t>
-            </w:r>
-          </w:p>
-        </w:tc>
-        <w:tc>
-          <w:tcPr>
-            <w:tcW w:type="dxa" w:w="1701"/>
-          </w:tcPr>
-          <w:p>
-            <w:r>
-              <w:rPr>
-                <w:sz w:val="20"/>
-              </w:rPr>
-              <w:t>0.55</w:t>
-            </w:r>
-          </w:p>
-        </w:tc>
-        <w:tc>
-          <w:tcPr>
-            <w:tcW w:type="dxa" w:w="1701"/>
-          </w:tcPr>
-          <w:p>
-            <w:r>
-              <w:rPr>
-                <w:sz w:val="20"/>
-              </w:rPr>
-              <w:t>0.45</w:t>
-            </w:r>
-          </w:p>
-        </w:tc>
-        <w:tc>
-          <w:tcPr>
-            <w:tcW w:type="dxa" w:w="3402"/>
-          </w:tcPr>
-          <w:p>
-            <w:r>
-              <w:rPr>
-                <w:sz w:val="20"/>
-              </w:rPr>
-              <w:t>YOLO lebih baik menangkap nuansa stress</w:t>
-            </w:r>
-          </w:p>
-        </w:tc>
-      </w:tr>
-      <w:tr>
-        <w:tc>
-          <w:tcPr>
-            <w:tcW w:type="dxa" w:w="2268"/>
-          </w:tcPr>
-          <w:p>
-            <w:r>
-              <w:rPr>
-                <w:sz w:val="20"/>
-              </w:rPr>
-              <w:t>drought_stress</w:t>
-            </w:r>
-          </w:p>
-        </w:tc>
-        <w:tc>
-          <w:tcPr>
-            <w:tcW w:type="dxa" w:w="1701"/>
-          </w:tcPr>
-          <w:p>
-            <w:r>
-              <w:rPr>
-                <w:sz w:val="20"/>
-              </w:rPr>
-              <w:t>0.50</w:t>
-            </w:r>
-          </w:p>
-        </w:tc>
-        <w:tc>
-          <w:tcPr>
-            <w:tcW w:type="dxa" w:w="1701"/>
-          </w:tcPr>
-          <w:p>
-            <w:r>
-              <w:rPr>
-                <w:sz w:val="20"/>
-              </w:rPr>
-              <w:t>0.50</w:t>
-            </w:r>
-          </w:p>
-        </w:tc>
-        <w:tc>
-          <w:tcPr>
-            <w:tcW w:type="dxa" w:w="3402"/>
-          </w:tcPr>
-          <w:p>
-            <w:r>
-              <w:rPr>
-                <w:sz w:val="20"/>
-              </w:rPr>
-              <w:t>Bobot seimbang</w:t>
-            </w:r>
-          </w:p>
-        </w:tc>
-      </w:tr>
-      <w:tr>
-        <w:tc>
-          <w:tcPr>
-            <w:tcW w:type="dxa" w:w="2268"/>
-          </w:tcPr>
-          <w:p>
-            <w:r>
-              <w:rPr>
-                <w:sz w:val="20"/>
-              </w:rPr>
-              <w:t>bare_soil</w:t>
-            </w:r>
-          </w:p>
-        </w:tc>
-        <w:tc>
-          <w:tcPr>
-            <w:tcW w:type="dxa" w:w="1701"/>
-          </w:tcPr>
-          <w:p>
-            <w:r>
-              <w:rPr>
-                <w:sz w:val="20"/>
-              </w:rPr>
-              <w:t>0.45</w:t>
-            </w:r>
-          </w:p>
-        </w:tc>
-        <w:tc>
-          <w:tcPr>
-            <w:tcW w:type="dxa" w:w="1701"/>
-          </w:tcPr>
-          <w:p>
-            <w:r>
-              <w:rPr>
-                <w:sz w:val="20"/>
-              </w:rPr>
-              <w:t>0.55</w:t>
-            </w:r>
-          </w:p>
-        </w:tc>
-        <w:tc>
-          <w:tcPr>
-            <w:tcW w:type="dxa" w:w="3402"/>
-          </w:tcPr>
-          <w:p>
-            <w:r>
-              <w:rPr>
-                <w:sz w:val="20"/>
-              </w:rPr>
-              <w:t>HSV sedikit lebih dominan</w:t>
-            </w:r>
-          </w:p>
-        </w:tc>
-      </w:tr>
-    </w:tbl>
-    <w:p>
-      <w:pPr>
-        <w:pStyle w:val="Heading1"/>
-      </w:pPr>
-      <w:r>
-        <w:t>11. Protokol Komunikasi MAVLink</w:t>
-      </w:r>
-    </w:p>
-    <w:p>
-      <w:pPr>
-        <w:pStyle w:val="Heading2"/>
-      </w:pPr>
-      <w:r>
-        <w:t>11.1 Jenis Koneksi</w:t>
-      </w:r>
-    </w:p>
-    <w:tbl>
-      <w:tblPr>
-        <w:tblStyle w:val="TableGrid"/>
-        <w:tblW w:type="auto" w:w="0"/>
-        <w:tblLook w:firstColumn="1" w:firstRow="1" w:lastColumn="0" w:lastRow="0" w:noHBand="0" w:noVBand="1" w:val="04A0"/>
-      </w:tblPr>
-      <w:tblGrid>
-        <w:gridCol w:w="3041"/>
-        <w:gridCol w:w="3041"/>
-        <w:gridCol w:w="3041"/>
-      </w:tblGrid>
-      <w:tr>
-        <w:tc>
-          <w:tcPr>
-            <w:tcW w:type="dxa" w:w="1701"/>
-            <w:shd w:fill="2E7D32" w:color="FFFFFF" w:val="clear"/>
-          </w:tcPr>
-          <w:p>
-            <w:r>
-              <w:rPr>
-                <w:b/>
-                <w:color w:val="FFFFFF"/>
-                <w:sz w:val="20"/>
-              </w:rPr>
-              <w:t>Tipe</w:t>
-            </w:r>
-          </w:p>
-        </w:tc>
-        <w:tc>
-          <w:tcPr>
-            <w:tcW w:type="dxa" w:w="2835"/>
-            <w:shd w:fill="2E7D32" w:color="FFFFFF" w:val="clear"/>
-          </w:tcPr>
-          <w:p>
-            <w:r>
-              <w:rPr>
-                <w:b/>
-                <w:color w:val="FFFFFF"/>
-                <w:sz w:val="20"/>
-              </w:rPr>
-              <w:t>Contoh</w:t>
-            </w:r>
-          </w:p>
-        </w:tc>
-        <w:tc>
-          <w:tcPr>
-            <w:tcW w:type="dxa" w:w="4535"/>
-            <w:shd w:fill="2E7D32" w:color="FFFFFF" w:val="clear"/>
-          </w:tcPr>
-          <w:p>
-            <w:r>
-              <w:rPr>
-                <w:b/>
-                <w:color w:val="FFFFFF"/>
-                <w:sz w:val="20"/>
-              </w:rPr>
-              <w:t>Keterangan</w:t>
-            </w:r>
-          </w:p>
-        </w:tc>
-      </w:tr>
-      <w:tr>
-        <w:tc>
-          <w:tcPr>
-            <w:tcW w:type="dxa" w:w="1701"/>
-          </w:tcPr>
-          <w:p>
-            <w:r>
-              <w:rPr>
-                <w:sz w:val="20"/>
-              </w:rPr>
-              <w:t>Serial</w:t>
-            </w:r>
-          </w:p>
-        </w:tc>
-        <w:tc>
-          <w:tcPr>
-            <w:tcW w:type="dxa" w:w="2835"/>
-          </w:tcPr>
-          <w:p>
-            <w:r>
-              <w:rPr>
-                <w:sz w:val="20"/>
-              </w:rPr>
-              <w:t>/dev/ttyUSB0:57600</w:t>
-            </w:r>
-          </w:p>
-        </w:tc>
-        <w:tc>
-          <w:tcPr>
-            <w:tcW w:type="dxa" w:w="4535"/>
-          </w:tcPr>
-          <w:p>
-            <w:r>
-              <w:rPr>
-                <w:sz w:val="20"/>
-              </w:rPr>
-              <w:t>Kabel USB ke Flight Controller</w:t>
-            </w:r>
-          </w:p>
-        </w:tc>
-      </w:tr>
-      <w:tr>
-        <w:tc>
-          <w:tcPr>
-            <w:tcW w:type="dxa" w:w="1701"/>
-          </w:tcPr>
-          <w:p>
-            <w:r>
-              <w:rPr>
-                <w:sz w:val="20"/>
-              </w:rPr>
-              <w:t>TCP</w:t>
-            </w:r>
-          </w:p>
-        </w:tc>
-        <w:tc>
-          <w:tcPr>
-            <w:tcW w:type="dxa" w:w="2835"/>
-          </w:tcPr>
-          <w:p>
-            <w:r>
-              <w:rPr>
-                <w:sz w:val="20"/>
-              </w:rPr>
-              <w:t>tcp:192.168.1.1:5760</w:t>
-            </w:r>
-          </w:p>
-        </w:tc>
-        <w:tc>
-          <w:tcPr>
-            <w:tcW w:type="dxa" w:w="4535"/>
-          </w:tcPr>
-          <w:p>
-            <w:r>
-              <w:rPr>
-                <w:sz w:val="20"/>
-              </w:rPr>
-              <w:t>Jaringan WiFi</w:t>
-            </w:r>
-          </w:p>
-        </w:tc>
-      </w:tr>
-      <w:tr>
-        <w:tc>
-          <w:tcPr>
-            <w:tcW w:type="dxa" w:w="1701"/>
-          </w:tcPr>
-          <w:p>
-            <w:r>
-              <w:rPr>
-                <w:sz w:val="20"/>
-              </w:rPr>
-              <w:t>UDP</w:t>
-            </w:r>
-          </w:p>
-        </w:tc>
-        <w:tc>
-          <w:tcPr>
-            <w:tcW w:type="dxa" w:w="2835"/>
-          </w:tcPr>
-          <w:p>
-            <w:r>
-              <w:rPr>
-                <w:sz w:val="20"/>
-              </w:rPr>
-              <w:t>udp:14550</w:t>
-            </w:r>
-          </w:p>
-        </w:tc>
-        <w:tc>
-          <w:tcPr>
-            <w:tcW w:type="dxa" w:w="4535"/>
-          </w:tcPr>
-          <w:p>
-            <w:r>
-              <w:rPr>
-                <w:sz w:val="20"/>
-              </w:rPr>
-              <w:t>Simulasi SITL</w:t>
-            </w:r>
-          </w:p>
-        </w:tc>
-      </w:tr>
-    </w:tbl>
-    <w:p/>
-    <w:p>
-      <w:pPr>
-        <w:pStyle w:val="Heading2"/>
-      </w:pPr>
-      <w:r>
-        <w:t>11.2 Cara Konek</w:t>
-      </w:r>
-    </w:p>
-    <w:p>
-      <w:r>
-        <w:rPr>
-          <w:b w:val="0"/>
-          <w:sz w:val="22"/>
-        </w:rPr>
-        <w:t>1. Buka Dashboard Page</w:t>
-      </w:r>
-    </w:p>
-    <w:p>
-      <w:r>
-        <w:rPr>
-          <w:b w:val="0"/>
-          <w:sz w:val="22"/>
-        </w:rPr>
-        <w:t>2. Klik tombol Connect</w:t>
-      </w:r>
-    </w:p>
-    <w:p>
-      <w:r>
-        <w:rPr>
-          <w:b w:val="0"/>
-          <w:sz w:val="22"/>
-        </w:rPr>
-        <w:t>3. Pilih tipe koneksi: Serial / TCP / UDP</w:t>
-      </w:r>
-    </w:p>
-    <w:p>
-      <w:r>
-        <w:rPr>
-          <w:b w:val="0"/>
-          <w:sz w:val="22"/>
-        </w:rPr>
-        <w:t>4. Isi alamat/port yang sesuai</w:t>
-      </w:r>
-    </w:p>
-    <w:p>
-      <w:r>
-        <w:rPr>
-          <w:b w:val="0"/>
-          <w:sz w:val="22"/>
-        </w:rPr>
-        <w:t>5. Klik Connect — indikator berubah hijau jika berhasil</w:t>
-      </w:r>
-    </w:p>
-    <w:p>
-      <w:pPr>
-        <w:pStyle w:val="Heading2"/>
-      </w:pPr>
-      <w:r>
-        <w:t>11.3 Perintah UAV</w:t>
-      </w:r>
-    </w:p>
-    <w:tbl>
-      <w:tblPr>
-        <w:tblStyle w:val="TableGrid"/>
-        <w:tblW w:type="auto" w:w="0"/>
-        <w:tblLook w:firstColumn="1" w:firstRow="1" w:lastColumn="0" w:lastRow="0" w:noHBand="0" w:noVBand="1" w:val="04A0"/>
-      </w:tblPr>
-      <w:tblGrid>
-        <w:gridCol w:w="4561"/>
-        <w:gridCol w:w="4561"/>
-      </w:tblGrid>
-      <w:tr>
-        <w:tc>
-          <w:tcPr>
-            <w:tcW w:type="dxa" w:w="2835"/>
-            <w:shd w:fill="2E7D32" w:color="FFFFFF" w:val="clear"/>
-          </w:tcPr>
-          <w:p>
-            <w:r>
-              <w:rPr>
-                <w:b/>
-                <w:color w:val="FFFFFF"/>
-                <w:sz w:val="20"/>
-              </w:rPr>
-              <w:t>Perintah</w:t>
-            </w:r>
-          </w:p>
-        </w:tc>
-        <w:tc>
-          <w:tcPr>
-            <w:tcW w:type="dxa" w:w="6236"/>
-            <w:shd w:fill="2E7D32" w:color="FFFFFF" w:val="clear"/>
-          </w:tcPr>
-          <w:p>
-            <w:r>
-              <w:rPr>
-                <w:b/>
-                <w:color w:val="FFFFFF"/>
-                <w:sz w:val="20"/>
-              </w:rPr>
-              <w:t>Fungsi</w:t>
-            </w:r>
-          </w:p>
-        </w:tc>
-      </w:tr>
-      <w:tr>
-        <w:tc>
-          <w:tcPr>
-            <w:tcW w:type="dxa" w:w="2835"/>
-          </w:tcPr>
-          <w:p>
-            <w:r>
-              <w:rPr>
-                <w:sz w:val="20"/>
-              </w:rPr>
-              <w:t>ARM</w:t>
-            </w:r>
-          </w:p>
-        </w:tc>
-        <w:tc>
-          <w:tcPr>
-            <w:tcW w:type="dxa" w:w="6236"/>
-          </w:tcPr>
-          <w:p>
-            <w:r>
-              <w:rPr>
-                <w:sz w:val="20"/>
-              </w:rPr>
-              <w:t>Aktifkan motor</w:t>
-            </w:r>
-          </w:p>
-        </w:tc>
-      </w:tr>
-      <w:tr>
-        <w:tc>
-          <w:tcPr>
-            <w:tcW w:type="dxa" w:w="2835"/>
-          </w:tcPr>
-          <w:p>
-            <w:r>
-              <w:rPr>
-                <w:sz w:val="20"/>
-              </w:rPr>
-              <w:t>DISARM</w:t>
-            </w:r>
-          </w:p>
-        </w:tc>
-        <w:tc>
-          <w:tcPr>
-            <w:tcW w:type="dxa" w:w="6236"/>
-          </w:tcPr>
-          <w:p>
-            <w:r>
-              <w:rPr>
-                <w:sz w:val="20"/>
-              </w:rPr>
-              <w:t>Matikan motor</w:t>
-            </w:r>
-          </w:p>
-        </w:tc>
-      </w:tr>
-      <w:tr>
-        <w:tc>
-          <w:tcPr>
-            <w:tcW w:type="dxa" w:w="2835"/>
-          </w:tcPr>
-          <w:p>
-            <w:r>
-              <w:rPr>
-                <w:sz w:val="20"/>
-              </w:rPr>
-              <w:t>TAKE_OFF</w:t>
-            </w:r>
-          </w:p>
-        </w:tc>
-        <w:tc>
-          <w:tcPr>
-            <w:tcW w:type="dxa" w:w="6236"/>
-          </w:tcPr>
-          <w:p>
-            <w:r>
-              <w:rPr>
-                <w:sz w:val="20"/>
-              </w:rPr>
-              <w:t>Auto takeoff</w:t>
-            </w:r>
-          </w:p>
-        </w:tc>
-      </w:tr>
-      <w:tr>
-        <w:tc>
-          <w:tcPr>
-            <w:tcW w:type="dxa" w:w="2835"/>
-          </w:tcPr>
-          <w:p>
-            <w:r>
-              <w:rPr>
-                <w:sz w:val="20"/>
-              </w:rPr>
-              <w:t>LAND</w:t>
-            </w:r>
-          </w:p>
-        </w:tc>
-        <w:tc>
-          <w:tcPr>
-            <w:tcW w:type="dxa" w:w="6236"/>
-          </w:tcPr>
-          <w:p>
-            <w:r>
-              <w:rPr>
-                <w:sz w:val="20"/>
-              </w:rPr>
-              <w:t>Auto landing</w:t>
-            </w:r>
-          </w:p>
-        </w:tc>
-      </w:tr>
-      <w:tr>
-        <w:tc>
-          <w:tcPr>
-            <w:tcW w:type="dxa" w:w="2835"/>
-          </w:tcPr>
-          <w:p>
-            <w:r>
-              <w:rPr>
-                <w:sz w:val="20"/>
-              </w:rPr>
-              <w:t>RTL</w:t>
-            </w:r>
-          </w:p>
-        </w:tc>
-        <w:tc>
-          <w:tcPr>
-            <w:tcW w:type="dxa" w:w="6236"/>
-          </w:tcPr>
-          <w:p>
-            <w:r>
-              <w:rPr>
-                <w:sz w:val="20"/>
-              </w:rPr>
-              <w:t>Return to Launch</w:t>
-            </w:r>
-          </w:p>
-        </w:tc>
-      </w:tr>
-      <w:tr>
-        <w:tc>
-          <w:tcPr>
-            <w:tcW w:type="dxa" w:w="2835"/>
-          </w:tcPr>
-          <w:p>
-            <w:r>
-              <w:rPr>
-                <w:sz w:val="20"/>
-              </w:rPr>
-              <w:t>PAUSE</w:t>
-            </w:r>
-          </w:p>
-        </w:tc>
-        <w:tc>
-          <w:tcPr>
-            <w:tcW w:type="dxa" w:w="6236"/>
-          </w:tcPr>
-          <w:p>
-            <w:r>
-              <w:rPr>
-                <w:sz w:val="20"/>
-              </w:rPr>
-              <w:t>Tunda misi</w:t>
-            </w:r>
-          </w:p>
-        </w:tc>
-      </w:tr>
-      <w:tr>
-        <w:tc>
-          <w:tcPr>
-            <w:tcW w:type="dxa" w:w="2835"/>
-          </w:tcPr>
-          <w:p>
-            <w:r>
-              <w:rPr>
-                <w:sz w:val="20"/>
-              </w:rPr>
-              <w:t>CONTINUE</w:t>
-            </w:r>
-          </w:p>
-        </w:tc>
-        <w:tc>
-          <w:tcPr>
-            <w:tcW w:type="dxa" w:w="6236"/>
-          </w:tcPr>
-          <w:p>
-            <w:r>
-              <w:rPr>
-                <w:sz w:val="20"/>
-              </w:rPr>
-              <w:t>Lanjutkan misi</w:t>
-            </w:r>
-          </w:p>
-        </w:tc>
-      </w:tr>
-    </w:tbl>
-    <w:p>
-      <w:pPr>
-        <w:pStyle w:val="Heading1"/>
-      </w:pPr>
-      <w:r>
-        <w:t>12. Troubleshooting</w:t>
-      </w:r>
-    </w:p>
-    <w:p>
-      <w:pPr>
-        <w:pStyle w:val="Heading2"/>
-      </w:pPr>
-      <w:r>
-        <w:t>Problem: Python runtime not found</w:t>
-      </w:r>
-    </w:p>
-    <w:p>
-      <w:r>
-        <w:rPr>
-          <w:b w:val="0"/>
-          <w:sz w:val="22"/>
-        </w:rPr>
-        <w:t>Solusi:</w:t>
-      </w:r>
-    </w:p>
-    <w:p>
-      <w:pPr>
-        <w:ind w:left="432"/>
-      </w:pPr>
-      <w:r>
-        <w:rPr>
-          <w:rFonts w:ascii="Courier New" w:hAnsi="Courier New"/>
-          <w:color w:val="236A23"/>
-          <w:sz w:val="18"/>
-        </w:rPr>
-        <w:t>Pastikan .venv-yolo ada dan terinstall:</w:t>
-        <w:br/>
-        <w:t xml:space="preserve">  python3 -m venv .venv-yolo</w:t>
-        <w:br/>
-        <w:t xml:space="preserve">  source .venv-yolo/bin/activate</w:t>
-        <w:br/>
-        <w:t xml:space="preserve">  pip install ultralytics opencv-python numpy onnxruntime</w:t>
-      </w:r>
-    </w:p>
-    <w:p/>
-    <w:p>
-      <w:pPr>
-        <w:pStyle w:val="Heading2"/>
-      </w:pPr>
-      <w:r>
-        <w:t>Problem: moonharvest_detect_stream.py not found</w:t>
-      </w:r>
-    </w:p>
-    <w:p>
-      <w:r>
-        <w:rPr>
-          <w:b w:val="0"/>
-          <w:sz w:val="22"/>
-        </w:rPr>
-        <w:t>Solusi:</w:t>
-      </w:r>
-    </w:p>
-    <w:p>
-      <w:pPr>
-        <w:ind w:left="432"/>
-      </w:pPr>
-      <w:r>
-        <w:rPr>
-          <w:rFonts w:ascii="Courier New" w:hAnsi="Courier New"/>
-          <w:color w:val="236A23"/>
-          <w:sz w:val="18"/>
-        </w:rPr>
-        <w:t>Pastikan file ada di: Pigeon_Harvest/HarvestmoonGCS/moonharvest_detect_stream.py</w:t>
-      </w:r>
-    </w:p>
-    <w:p/>
-    <w:p>
-      <w:pPr>
-        <w:pStyle w:val="Heading2"/>
-      </w:pPr>
-      <w:r>
-        <w:t>Problem: Video output korup / tidak bisa diputar</w:t>
-      </w:r>
-    </w:p>
-    <w:p>
-      <w:r>
-        <w:rPr>
-          <w:b w:val="0"/>
-          <w:sz w:val="22"/>
-        </w:rPr>
-        <w:t>Solusi:</w:t>
-      </w:r>
-    </w:p>
-    <w:p>
-      <w:pPr>
-        <w:ind w:left="432"/>
-      </w:pPr>
-      <w:r>
-        <w:rPr>
-          <w:rFonts w:ascii="Courier New" w:hAnsi="Courier New"/>
-          <w:color w:val="236A23"/>
-          <w:sz w:val="18"/>
-        </w:rPr>
-        <w:t>Jangan interrupt script saat menulis video. Jangan gunakan | head -N. Install ffmpeg: sudo apt install ffmpeg</w:t>
-      </w:r>
-    </w:p>
-    <w:p/>
-    <w:p>
-      <w:pPr>
-        <w:pStyle w:val="Heading2"/>
-      </w:pPr>
-      <w:r>
-        <w:t>Problem: Deteksi sangat lambat (&lt; 1 FPS)</w:t>
-      </w:r>
-    </w:p>
-    <w:p>
-      <w:r>
-        <w:rPr>
-          <w:b w:val="0"/>
-          <w:sz w:val="22"/>
-        </w:rPr>
-        <w:t>Solusi:</w:t>
-      </w:r>
-    </w:p>
-    <w:p>
-      <w:pPr>
-        <w:ind w:left="432"/>
-      </w:pPr>
-      <w:r>
-        <w:rPr>
-          <w:rFonts w:ascii="Courier New" w:hAnsi="Courier New"/>
-          <w:color w:val="236A23"/>
-          <w:sz w:val="18"/>
-        </w:rPr>
-        <w:t>Gunakan onnxruntime-gpu jika punya NVIDIA GPU. Kurangi max_regions ke 30. Gunakan model INT8. Kurangi resolusi PROC_W dari 640 ke 320.</w:t>
-      </w:r>
-    </w:p>
-    <w:p/>
-    <w:p>
-      <w:pPr>
-        <w:pStyle w:val="Heading2"/>
-      </w:pPr>
-      <w:r>
-        <w:t>Problem: Terlalu banyak false positive</w:t>
-      </w:r>
-    </w:p>
-    <w:p>
-      <w:r>
-        <w:rPr>
-          <w:b w:val="0"/>
-          <w:sz w:val="22"/>
-        </w:rPr>
-        <w:t>Solusi:</w:t>
-      </w:r>
-    </w:p>
-    <w:p>
-      <w:pPr>
-        <w:ind w:left="432"/>
-      </w:pPr>
-      <w:r>
-        <w:rPr>
-          <w:rFonts w:ascii="Courier New" w:hAnsi="Courier New"/>
-          <w:color w:val="236A23"/>
-          <w:sz w:val="18"/>
-        </w:rPr>
-        <w:t>Naikkan min_conf dari 0.40 ke 0.55. Aktifkan suppress_structures: true. Naikkan min_region_area_frac ke 0.003.</w:t>
-      </w:r>
-    </w:p>
-    <w:p/>
-    <w:p>
-      <w:pPr>
-        <w:pStyle w:val="Heading2"/>
-      </w:pPr>
-      <w:r>
-        <w:t>Problem: MAVLink tidak terkoneksi</w:t>
-      </w:r>
-    </w:p>
-    <w:p>
-      <w:r>
-        <w:rPr>
-          <w:b w:val="0"/>
-          <w:sz w:val="22"/>
-        </w:rPr>
-        <w:t>Solusi:</w:t>
-      </w:r>
-    </w:p>
-    <w:p>
-      <w:pPr>
-        <w:ind w:left="432"/>
-      </w:pPr>
-      <w:r>
-        <w:rPr>
-          <w:rFonts w:ascii="Courier New" w:hAnsi="Courier New"/>
-          <w:color w:val="236A23"/>
-          <w:sz w:val="18"/>
-        </w:rPr>
-        <w:t>Cek port: ls /dev/ttyUSB*. Cek baud rate (57600 atau 115200). Cek permission: sudo chmod 666 /dev/ttyUSB0. Coba UDP untuk SITL: udp:14550</w:t>
-      </w:r>
-    </w:p>
-    <w:p/>
-    <w:p>
-      <w:pPr>
-        <w:pStyle w:val="Heading1"/>
-      </w:pPr>
-      <w:r>
-        <w:t>13. Keterbatasan Sistem</w:t>
-      </w:r>
-    </w:p>
-    <w:p>
-      <w:r>
-        <w:rPr>
-          <w:b/>
-          <w:sz w:val="22"/>
-        </w:rPr>
-        <w:t xml:space="preserve">Bukan pengganti pengukuran lapangan: </w:t>
-      </w:r>
-      <w:r>
-        <w:rPr>
-          <w:sz w:val="22"/>
-        </w:rPr>
-        <w:t>FHI dan label kelas adalah indikasi visual awal, bukan diagnosa agronomis. Selalu konfirmasi lapangan untuk area bermasalah.</w:t>
-      </w:r>
-    </w:p>
-    <w:p>
-      <w:r>
-        <w:rPr>
-          <w:b/>
-          <w:sz w:val="22"/>
-        </w:rPr>
-        <w:t xml:space="preserve">Performa terbaik pada ketinggian 50–80m: </w:t>
-      </w:r>
-      <w:r>
-        <w:rPr>
-          <w:sz w:val="22"/>
-        </w:rPr>
-        <w:t>Sistem dikalibrasi untuk footage UAV pada ketinggian ini. Ketinggian lain mungkin kurang akurat.</w:t>
-      </w:r>
-    </w:p>
-    <w:p>
-      <w:r>
-        <w:rPr>
-          <w:b/>
-          <w:sz w:val="22"/>
-        </w:rPr>
-        <w:t xml:space="preserve">Dikalibrasi untuk padi umur 15 hari: </w:t>
-      </w:r>
-      <w:r>
-        <w:rPr>
-          <w:sz w:val="22"/>
-        </w:rPr>
-        <w:t>Parameter HSV dioptimalkan untuk fase ini. Fase lain mungkin perlu penyesuaian threshold.</w:t>
-      </w:r>
-    </w:p>
-    <w:p>
-      <w:r>
-        <w:rPr>
-          <w:b/>
-          <w:sz w:val="22"/>
-        </w:rPr>
-        <w:t xml:space="preserve">~2 FPS dalam mode fusion: </w:t>
-      </w:r>
-      <w:r>
-        <w:rPr>
-          <w:sz w:val="22"/>
-        </w:rPr>
-        <w:t>Pada RTX 3050, memproses ~2 frame/detik. Cukup untuk monitoring tapi bukan video real-time mulus.</w:t>
-      </w:r>
-    </w:p>
-    <w:p>
-      <w:r>
-        <w:rPr>
-          <w:b/>
-          <w:sz w:val="22"/>
-        </w:rPr>
-        <w:t xml:space="preserve">Hanya visible spectrum (RGB): </w:t>
-      </w:r>
-      <w:r>
-        <w:rPr>
-          <w:sz w:val="22"/>
-        </w:rPr>
-        <w:t>Tidak menggunakan kamera multispektral. Akurasi lebih rendah dibanding analisis NDVI multispektral.</w:t>
-      </w:r>
-    </w:p>
-    <w:p>
-      <w:r>
-        <w:br w:type="page"/>
-      </w:r>
-    </w:p>
-    <w:p>
-      <w:pPr>
         <w:jc w:val="center"/>
       </w:pPr>
       <w:r>
         <w:rPr>
-          <w:sz w:val="20"/>
+          <w:i/>
+          <w:color w:val="666666"/>
+          <w:sz w:val="18"/>
         </w:rPr>
-        <w:t>Manual Book MoonHarvest — TEKNOFEST 2026 — EFRISA TEKNO</w:t>
+        <w:t>MoonHarvest — Panduan Pengguna. Disusun oleh Tim EFRISA berdasarkan fitur yang benar-benar berjalan di aplikasi.</w:t>
       </w:r>
     </w:p>
     <w:sectPr>
       <w:pgSz w:w="12240" w:h="15840"/>
-      <w:pgMar w:top="1417" w:right="1417" w:bottom="1417" w:left="1701" w:header="720" w:footer="720" w:gutter="0"/>
+      <w:pgMar w:top="1417" w:right="1417" w:bottom="1417" w:left="1417" w:header="720" w:footer="720" w:gutter="0"/>
       <w:cols w:space="720"/>
       <w:docGrid w:linePitch="360"/>
     </w:sectPr>
@@ -4257,6 +2458,10 @@
     <w:name w:val="Normal"/>
     <w:qFormat/>
     <w:rsid w:val="00FC693F"/>
+    <w:rPr>
+      <w:rFonts w:ascii="Calibri" w:hAnsi="Calibri"/>
+      <w:sz w:val="22"/>
+    </w:rPr>
   </w:style>
   <w:style w:type="paragraph" w:styleId="Header">
     <w:name w:val="header"/>
